--- a/out/01_Struktur_Jobdesc/SNX-HR-ORG-01 Struktur Organisasi SINUX (Rev00 DRAFT).docx
+++ b/out/01_Struktur_Jobdesc/SNX-HR-ORG-01 Struktur Organisasi SINUX (Rev00 DRAFT).docx
@@ -2821,7 +2821,7 @@
                 <w:sz w:val="24"/>
                 <w:szCs w:val="24"/>
               </w:rPr>
-              <w:t>Tidak digambarkan di bagan karena sumber tidak memuatnya (USULAN).</w:t>
+              <w:t>Tidak digambarkan di bagan karena Job Analysis dan POL-OPS-001 tidak memuatnya (USULAN).</w:t>
             </w:r>
           </w:p>
         </w:tc>
@@ -3903,7 +3903,7 @@
           <w:sz w:val="24"/>
           <w:szCs w:val="24"/>
         </w:rPr>
-        <w:t xml:space="preserve">Gambar 1 dan Gambar 2 menggambarkan 15 jabatan di Job Analysis. Garis tanpa label tercantum sebagai satu atasan langsung di sumber. Garis berlabel menunggu konfirmasi merujuk nomor butir K.</w:t>
+        <w:t xml:space="preserve">Gambar 1 dan Gambar 2 menggambarkan 15 jabatan di Job Analysis. Garis tanpa label menunjukkan satu atasan langsung yang tertulis di Job Analysis. Garis berlabel menunggu konfirmasi merujuk nomor butir K.</w:t>
       </w:r>
     </w:p>
     <w:p>
@@ -6980,7 +6980,7 @@
                 <w:sz w:val="24"/>
                 <w:szCs w:val="24"/>
               </w:rPr>
-              <w:t>Tidak disebut di sumber</w:t>
+              <w:t>Tidak disebut di POL-OPS-001</w:t>
             </w:r>
           </w:p>
         </w:tc>
@@ -8361,7 +8361,7 @@
                 <w:sz w:val="24"/>
                 <w:szCs w:val="24"/>
               </w:rPr>
-              <w:t>Tercantum di sumber</w:t>
+              <w:t>Tercantum di Job Analysis</w:t>
             </w:r>
           </w:p>
         </w:tc>
@@ -8599,7 +8599,7 @@
                 <w:sz w:val="24"/>
                 <w:szCs w:val="24"/>
               </w:rPr>
-              <w:t>Tercantum di sumber</w:t>
+              <w:t>Tercantum di Job Analysis</w:t>
             </w:r>
           </w:p>
         </w:tc>
@@ -8718,7 +8718,7 @@
                 <w:sz w:val="24"/>
                 <w:szCs w:val="24"/>
               </w:rPr>
-              <w:t>Tercantum di sumber</w:t>
+              <w:t>Tercantum di Job Analysis</w:t>
             </w:r>
           </w:p>
         </w:tc>
@@ -8837,7 +8837,7 @@
                 <w:sz w:val="24"/>
                 <w:szCs w:val="24"/>
               </w:rPr>
-              <w:t>Tercantum di sumber</w:t>
+              <w:t>Tercantum di Job Analysis</w:t>
             </w:r>
           </w:p>
         </w:tc>
@@ -9522,7 +9522,7 @@
                 <w:sz w:val="24"/>
                 <w:szCs w:val="24"/>
               </w:rPr>
-              <w:t>Dokumen sumber SNX-FAT-SOP-01 dan SNX-FAT-SOP-05</w:t>
+              <w:t>SNX-FAT-SOP-01 dan SNX-FAT-SOP-05</w:t>
             </w:r>
           </w:p>
         </w:tc>
@@ -9641,7 +9641,7 @@
                 <w:sz w:val="24"/>
                 <w:szCs w:val="24"/>
               </w:rPr>
-              <w:t>Dokumen sumber SNX-FAT-SOP-01 dan SNX-FAT-SOP-05</w:t>
+              <w:t>SNX-FAT-SOP-01 dan SNX-FAT-SOP-05</w:t>
             </w:r>
           </w:p>
         </w:tc>
@@ -9760,7 +9760,7 @@
                 <w:sz w:val="24"/>
                 <w:szCs w:val="24"/>
               </w:rPr>
-              <w:t>Dokumen sumber SNX-LEG-SOP-01</w:t>
+              <w:t>SNX-LEG-SOP-01</w:t>
             </w:r>
           </w:p>
         </w:tc>
@@ -9879,7 +9879,7 @@
                 <w:sz w:val="24"/>
                 <w:szCs w:val="24"/>
               </w:rPr>
-              <w:t>Dokumen sumber SNX-LEG-SOP-01</w:t>
+              <w:t>SNX-LEG-SOP-01</w:t>
             </w:r>
           </w:p>
         </w:tc>
@@ -10103,7 +10103,7 @@
                 <w:sz w:val="24"/>
                 <w:szCs w:val="24"/>
               </w:rPr>
-              <w:t>Keadaan di sumber</w:t>
+              <w:t>Keadaan saat ini</w:t>
             </w:r>
           </w:p>
         </w:tc>
@@ -11273,7 +11273,7 @@
                 <w:sz w:val="24"/>
                 <w:szCs w:val="24"/>
               </w:rPr>
-              <w:t>Sumber tidak menunjuk jabatan untuk ISMS Coordinator, Finance Lead, dan Finance Staff; Job Analysis hanya memuat JA-10 Finance dan JA-11 Accounting &amp; Tax. Line Manager Legal dan Staff Legal dipasangkan ke JA-08 dan JA-09 karena JA-09 melapor ke JA-08, tanpa pernyataan di sumber.</w:t>
+              <w:t>Job Analysis tidak menunjuk jabatan untuk ISMS Coordinator, Finance Lead, dan Finance Staff; yang ada hanya JA-10 Finance dan JA-11 Accounting &amp; Tax. Line Manager Legal dan Staff Legal dipasangkan ke JA-08 dan JA-09 karena JA-09 melapor ke JA-08; Job Analysis tidak menyatakan pemasangan itu.</w:t>
             </w:r>
           </w:p>
         </w:tc>
@@ -11427,7 +11427,7 @@
           <w:sz w:val="24"/>
           <w:szCs w:val="24"/>
         </w:rPr>
-        <w:t xml:space="preserve">Daftar klausul berikut berstatus (USULAN, dikonfirmasi konsultan).</w:t>
+        <w:t xml:space="preserve">Daftar klausul berikut berstatus (USULAN, perlu konfirmasi konsultan).</w:t>
       </w:r>
     </w:p>
     <w:tbl>
@@ -12193,7 +12193,7 @@
                 <w:sz w:val="24"/>
                 <w:szCs w:val="24"/>
               </w:rPr>
-              <w:t>Billing &amp; Invoicing. Dokumen sumbernya memakai peran Finance Lead dan Finance Staff.</w:t>
+              <w:t>Billing &amp; Invoicing. Memuat peran Finance Lead dan Finance Staff.</w:t>
             </w:r>
           </w:p>
         </w:tc>
@@ -12254,7 +12254,7 @@
                 <w:sz w:val="24"/>
                 <w:szCs w:val="24"/>
               </w:rPr>
-              <w:t>Tax Administration &amp; Reporting. Dokumen sumbernya memakai peran Finance Lead dan Finance Staff.</w:t>
+              <w:t>Tax Administration &amp; Reporting. Memuat peran Finance Lead dan Finance Staff.</w:t>
             </w:r>
           </w:p>
         </w:tc>
@@ -12315,7 +12315,7 @@
                 <w:sz w:val="24"/>
                 <w:szCs w:val="24"/>
               </w:rPr>
-              <w:t>Legal Operational. Dokumen sumbernya memakai peran Line Manager Legal dan Staff Legal.</w:t>
+              <w:t>Legal Operational. Memuat peran Line Manager Legal dan Staff Legal.</w:t>
             </w:r>
           </w:p>
         </w:tc>

--- a/out/01_Struktur_Jobdesc/SNX-HR-ORG-01 Struktur Organisasi SINUX (Rev00 DRAFT).docx
+++ b/out/01_Struktur_Jobdesc/SNX-HR-ORG-01 Struktur Organisasi SINUX (Rev00 DRAFT).docx
@@ -1067,7 +1067,7 @@
           </w:tcPr>
           <w:p>
             <w:r>
-              <w:t>HR Manager</w:t>
+              <w:t>HR Lead</w:t>
             </w:r>
           </w:p>
         </w:tc>
@@ -1903,7 +1903,7 @@
           </w:tcPr>
           <w:p>
             <w:r>
-              <w:t>Aziz Priyo Widakdo / HR Manager</w:t>
+              <w:t>Aziz Priyo Widakdo / HR Lead</w:t>
             </w:r>
           </w:p>
         </w:tc>
@@ -3735,6 +3735,128 @@
           </w:p>
         </w:tc>
       </w:tr>
+      <w:tr>
+        <w:trPr>
+          <w:jc w:val="center"/>
+        </w:trPr>
+        <w:tc>
+          <w:tcPr>
+            <w:tcW w:w="2268" w:type="dxa"/>
+            <w:tcBorders>
+              <w:top w:val="single" w:sz="8" w:space="0" w:color="000000"/>
+              <w:left w:val="single" w:sz="8" w:space="0" w:color="000000"/>
+              <w:bottom w:val="single" w:sz="8" w:space="0" w:color="000000"/>
+              <w:right w:val="single" w:sz="8" w:space="0" w:color="000000"/>
+            </w:tcBorders>
+            <w:vAlign w:val="center"/>
+          </w:tcPr>
+          <w:p>
+            <w:pPr>
+              <w:rPr>
+                <w:sz w:val="24"/>
+                <w:szCs w:val="24"/>
+              </w:rPr>
+            </w:pPr>
+            <w:r>
+              <w:rPr>
+                <w:b w:val="0"/>
+                <w:sz w:val="24"/>
+                <w:szCs w:val="24"/>
+              </w:rPr>
+              <w:t>Finance Lead</w:t>
+            </w:r>
+          </w:p>
+        </w:tc>
+        <w:tc>
+          <w:tcPr>
+            <w:tcW w:w="6520" w:type="dxa"/>
+            <w:tcBorders>
+              <w:top w:val="single" w:sz="8" w:space="0" w:color="000000"/>
+              <w:left w:val="single" w:sz="8" w:space="0" w:color="000000"/>
+              <w:bottom w:val="single" w:sz="8" w:space="0" w:color="000000"/>
+              <w:right w:val="single" w:sz="8" w:space="0" w:color="000000"/>
+            </w:tcBorders>
+            <w:vAlign w:val="center"/>
+          </w:tcPr>
+          <w:p>
+            <w:pPr>
+              <w:rPr>
+                <w:sz w:val="24"/>
+                <w:szCs w:val="24"/>
+              </w:rPr>
+            </w:pPr>
+            <w:r>
+              <w:rPr>
+                <w:b w:val="0"/>
+                <w:sz w:val="24"/>
+                <w:szCs w:val="24"/>
+              </w:rPr>
+              <w:t>Peran pemeriksa dan penyetuju FAT; jabatannya belum terisi, dan sampai terisi peran ini dijalankan Direktur (USULAN).</w:t>
+            </w:r>
+          </w:p>
+        </w:tc>
+      </w:tr>
+      <w:tr>
+        <w:trPr>
+          <w:jc w:val="center"/>
+        </w:trPr>
+        <w:tc>
+          <w:tcPr>
+            <w:tcW w:w="2268" w:type="dxa"/>
+            <w:tcBorders>
+              <w:top w:val="single" w:sz="8" w:space="0" w:color="000000"/>
+              <w:left w:val="single" w:sz="8" w:space="0" w:color="000000"/>
+              <w:bottom w:val="single" w:sz="8" w:space="0" w:color="000000"/>
+              <w:right w:val="single" w:sz="8" w:space="0" w:color="000000"/>
+            </w:tcBorders>
+            <w:vAlign w:val="center"/>
+          </w:tcPr>
+          <w:p>
+            <w:pPr>
+              <w:rPr>
+                <w:sz w:val="24"/>
+                <w:szCs w:val="24"/>
+              </w:rPr>
+            </w:pPr>
+            <w:r>
+              <w:rPr>
+                <w:b w:val="0"/>
+                <w:sz w:val="24"/>
+                <w:szCs w:val="24"/>
+              </w:rPr>
+              <w:t>Finance Staff</w:t>
+            </w:r>
+          </w:p>
+        </w:tc>
+        <w:tc>
+          <w:tcPr>
+            <w:tcW w:w="6520" w:type="dxa"/>
+            <w:tcBorders>
+              <w:top w:val="single" w:sz="8" w:space="0" w:color="000000"/>
+              <w:left w:val="single" w:sz="8" w:space="0" w:color="000000"/>
+              <w:bottom w:val="single" w:sz="8" w:space="0" w:color="000000"/>
+              <w:right w:val="single" w:sz="8" w:space="0" w:color="000000"/>
+            </w:tcBorders>
+            <w:vAlign w:val="center"/>
+          </w:tcPr>
+          <w:p>
+            <w:pPr>
+              <w:rPr>
+                <w:sz w:val="24"/>
+                <w:szCs w:val="24"/>
+              </w:rPr>
+            </w:pPr>
+            <w:r>
+              <w:rPr>
+                <w:b w:val="0"/>
+                <w:sz w:val="24"/>
+                <w:szCs w:val="24"/>
+              </w:rPr>
+              <w:t>Peran pelaksana yang dijalankan pemegang jabatan Finance (JA-10) dan Accounting &amp; Tax (JA-11) (USULAN).</w:t>
+            </w:r>
+          </w:p>
+        </w:tc>
+      </w:tr>
     </w:tbl>
     <w:p>
       <w:pPr>
@@ -3903,7 +4025,7 @@
           <w:sz w:val="24"/>
           <w:szCs w:val="24"/>
         </w:rPr>
-        <w:t xml:space="preserve">Gambar 1 dan Gambar 2 menggambarkan 15 jabatan di Job Analysis. Garis tanpa label menunjukkan satu atasan langsung yang tertulis di Job Analysis. Garis berlabel menunggu konfirmasi merujuk nomor butir K.</w:t>
+        <w:t xml:space="preserve">Gambar 1 dan Gambar 2 menggambarkan 15 jabatan di Job Analysis. Garis tanpa label menunjukkan atasan langsung yang tertulis di Job Analysis atau sudah diputus (K-01). Garis berlabel menunggu konfirmasi merujuk nomor butir K.</w:t>
       </w:r>
     </w:p>
     <w:p>
@@ -4717,7 +4839,7 @@
                 <w:sz w:val="24"/>
                 <w:szCs w:val="24"/>
               </w:rPr>
-              <w:t>Direktur (JA-02); Direktur Utama (JA-01), menunggu konfirmasi (K-01)</w:t>
+              <w:t>Direktur (JA-02); Direktur Utama (JA-01)</w:t>
             </w:r>
           </w:p>
         </w:tc>
@@ -4865,7 +4987,7 @@
                 <w:sz w:val="24"/>
                 <w:szCs w:val="24"/>
               </w:rPr>
-              <w:t>Direktur (JA-02)</w:t>
+              <w:t>Direktur (JA-02); Direktur Utama (JA-01)</w:t>
             </w:r>
           </w:p>
         </w:tc>
@@ -6049,7 +6171,7 @@
                 <w:sz w:val="24"/>
                 <w:szCs w:val="24"/>
               </w:rPr>
-              <w:t>HR Manager (JA-14)</w:t>
+              <w:t>HR Lead (JA-14)</w:t>
             </w:r>
           </w:p>
         </w:tc>
@@ -6258,7 +6380,7 @@
                 <w:sz w:val="24"/>
                 <w:szCs w:val="24"/>
               </w:rPr>
-              <w:t>HR Manager</w:t>
+              <w:t>HR Lead</w:t>
             </w:r>
           </w:p>
         </w:tc>
@@ -8303,7 +8425,7 @@
                 <w:sz w:val="24"/>
                 <w:szCs w:val="24"/>
               </w:rPr>
-              <w:t>HR Manager (JA-14)</w:t>
+              <w:t>HR Lead (JA-14)</w:t>
             </w:r>
           </w:p>
         </w:tc>
@@ -9493,7 +9615,7 @@
                 <w:sz w:val="24"/>
                 <w:szCs w:val="24"/>
               </w:rPr>
-              <w:t>Belum dipetakan</w:t>
+              <w:t>Direktur (JA-02) sampai jabatan Finance Lead terisi</w:t>
             </w:r>
           </w:p>
         </w:tc>
@@ -9551,7 +9673,7 @@
                 <w:sz w:val="24"/>
                 <w:szCs w:val="24"/>
               </w:rPr>
-              <w:t>Belum dipetakan (K-13)</w:t>
+              <w:t>(USULAN), jabatan belum terisi (K-13)</w:t>
             </w:r>
           </w:p>
         </w:tc>
@@ -9612,7 +9734,7 @@
                 <w:sz w:val="24"/>
                 <w:szCs w:val="24"/>
               </w:rPr>
-              <w:t>Belum dipetakan</w:t>
+              <w:t>Finance (JA-10) dan Accounting &amp; Tax (JA-11)</w:t>
             </w:r>
           </w:p>
         </w:tc>
@@ -9670,7 +9792,7 @@
                 <w:sz w:val="24"/>
                 <w:szCs w:val="24"/>
               </w:rPr>
-              <w:t>Belum dipetakan (K-13)</w:t>
+              <w:t>(USULAN) (K-13)</w:t>
             </w:r>
           </w:p>
         </w:tc>
@@ -9789,7 +9911,7 @@
                 <w:sz w:val="24"/>
                 <w:szCs w:val="24"/>
               </w:rPr>
-              <w:t>(USULAN), menunggu konfirmasi (K-13)</w:t>
+              <w:t>Sudah diputus (K-13)</w:t>
             </w:r>
           </w:p>
         </w:tc>
@@ -9908,7 +10030,7 @@
                 <w:sz w:val="24"/>
                 <w:szCs w:val="24"/>
               </w:rPr>
-              <w:t>(USULAN), menunggu konfirmasi (K-13)</w:t>
+              <w:t>Sudah diputus (K-13)</w:t>
             </w:r>
           </w:p>
         </w:tc>
@@ -10164,7 +10286,7 @@
                 <w:sz w:val="24"/>
                 <w:szCs w:val="24"/>
               </w:rPr>
-              <w:t>Garis lapor VP Commercial (JA-03)</w:t>
+              <w:t>Garis lapor VP Commercial (JA-03) dan VP Tech Operation and Services (JA-04)</w:t>
             </w:r>
           </w:p>
         </w:tc>
@@ -10193,7 +10315,7 @@
                 <w:sz w:val="24"/>
                 <w:szCs w:val="24"/>
               </w:rPr>
-              <w:t>Job Analysis menulis atasan langsung Direktur. Garis ke Direktur Utama berasal dari keterangan tambahan saat dokumen ini disusun dan belum tertulis di Job Analysis.</w:t>
+              <w:t>Sudah diputus: JA-03 dan JA-04 masing-masing melapor ke Direktur (JA-02) dan ke Direktur Utama (JA-01), dua garis tegas. Job Analysis hanya menulis atasan langsung Direktur untuk keduanya.</w:t>
             </w:r>
           </w:p>
         </w:tc>
@@ -10434,7 +10556,7 @@
                 <w:sz w:val="24"/>
                 <w:szCs w:val="24"/>
               </w:rPr>
-              <w:t>Atasan HR Manager (JA-14)</w:t>
+              <w:t>Atasan HR Lead (JA-14)</w:t>
             </w:r>
           </w:p>
         </w:tc>
@@ -10643,7 +10765,7 @@
                 <w:sz w:val="24"/>
                 <w:szCs w:val="24"/>
               </w:rPr>
-              <w:t>Job Analysis menulis HR Lead untuk JA-14, dan menulis Operations, Operation, HR / GA, serta HRGA / General Affairs sebagai nama unit. Atasan JA-06 dan JA-07 ditulis Commercial dan nama Laras Rasmawati. Dokumen ini memakai HR Manager, Operation, Human Resources, dan VP Commercial.</w:t>
+              <w:t>Job Analysis dan dokumen ini sama-sama memakai HR Lead untuk JA-14; HR Manager hanya sebutan lama. Job Analysis menulis Operations, Operation, HR / GA, serta HRGA / General Affairs sebagai nama unit. Atasan JA-06 dan JA-07 ditulis Commercial dan nama Laras Rasmawati. Dokumen ini memakai Operation, Human Resources, dan VP Commercial.</w:t>
             </w:r>
           </w:p>
         </w:tc>
@@ -10733,7 +10855,7 @@
                 <w:sz w:val="24"/>
                 <w:szCs w:val="24"/>
               </w:rPr>
-              <w:t>Job Analysis menulis Samuel Kristianto Utomo. Dokumen ini memakai Kristanto, ejaan pada blok Approved By template. Dokumen Operation memakai sebutan jabatan lain; badan dokumen ini memakai Direktur Utama.</w:t>
+              <w:t>Sudah diputus: ejaan Kristanto dipakai di semua dokumen. Job Analysis menulis Samuel Kristianto Utomo, dan HR membetulkan ejaan itu di Job Analysis. Dokumen Operation memakai sebutan jabatan lain; badan dokumen ini memakai Direktur Utama.</w:t>
             </w:r>
           </w:p>
         </w:tc>
@@ -11273,7 +11395,7 @@
                 <w:sz w:val="24"/>
                 <w:szCs w:val="24"/>
               </w:rPr>
-              <w:t>Job Analysis tidak menunjuk jabatan untuk ISMS Coordinator, Finance Lead, dan Finance Staff; yang ada hanya JA-10 Finance dan JA-11 Accounting &amp; Tax. Line Manager Legal dan Staff Legal dipasangkan ke JA-08 dan JA-09 karena JA-09 melapor ke JA-08; Job Analysis tidak menyatakan pemasangan itu.</w:t>
+              <w:t>Job Analysis tidak menunjuk jabatan untuk ISMS Coordinator, Finance Lead, dan Finance Staff; yang ada hanya JA-10 Finance dan JA-11 Accounting &amp; Tax. Finance Lead dan Finance Staff tetap peran. Jabatan Finance Lead belum terisi dan peran ini dijalankan Direktur sampai terisi (USULAN). Finance Staff dijalankan pemegang JA-10 dan JA-11 (USULAN). Line Manager Legal dan Staff Legal dipasangkan ke JA-08 dan JA-09 karena JA-09 melapor ke JA-08; pemetaan Legal ini sudah diputus. ISMS Coordinator belum ditetapkan.</w:t>
             </w:r>
           </w:p>
         </w:tc>
@@ -12586,7 +12708,7 @@
           <w:sz w:val="24"/>
           <w:szCs w:val="24"/>
         </w:rPr>
-        <w:t xml:space="preserve">HR Manager meninjau dokumen ini setiap tahun, dan lebih awal bila jabatan atau garis lapor berubah secara signifikan.</w:t>
+        <w:t xml:space="preserve">HR Lead meninjau dokumen ini setiap tahun, dan lebih awal bila jabatan atau garis lapor berubah secara signifikan.</w:t>
       </w:r>
     </w:p>
     <w:sectPr>

--- a/out/01_Struktur_Jobdesc/SNX-HR-ORG-01 Struktur Organisasi SINUX (Rev00 DRAFT).docx
+++ b/out/01_Struktur_Jobdesc/SNX-HR-ORG-01 Struktur Organisasi SINUX (Rev00 DRAFT).docx
@@ -3242,7 +3242,7 @@
                 <w:sz w:val="24"/>
                 <w:szCs w:val="24"/>
               </w:rPr>
-              <w:t>Label untuk garis lapor atau penamaan yang ditandai belum pasti di sumbernya.</w:t>
+              <w:t>Label untuk garis lapor atau penamaan yang belum pasti. Tiap butir dijelaskan pada bagian Butir Menunggu Konfirmasi.</w:t>
             </w:r>
           </w:p>
         </w:tc>
@@ -3940,7 +3940,7 @@
           <w:sz w:val="24"/>
           <w:szCs w:val="24"/>
         </w:rPr>
-        <w:t xml:space="preserve">Job Analysis menyatakan bahwa hubungan atasan-bawahan yang bertanda usulan atau konfirmasi tidak boleh diperlakukan sebagai garis lapor resmi sampai disahkan. Karena itu semua garis lapor di dokumen ini baru resmi sesudah dokumen ini disahkan, dan garis yang sumbernya sendiri belum menetapkan satu atasan diberi label menunggu konfirmasi.</w:t>
+        <w:t xml:space="preserve">Job Analysis menyatakan bahwa hubungan atasan-bawahan yang bertanda usulan atau konfirmasi tidak boleh diperlakukan sebagai garis lapor resmi sampai disahkan. Karena itu semua garis lapor di dokumen ini baru resmi sesudah dokumen ini disahkan, dan garis yang belum diberi satu atasan oleh Job Analysis (SNX-HR-JA-01) diberi label menunggu konfirmasi.</w:t>
       </w:r>
     </w:p>
     <w:p>
@@ -4226,7 +4226,7 @@
           <w:sz w:val="24"/>
           <w:szCs w:val="24"/>
         </w:rPr>
-        <w:t xml:space="preserve">Kolom Melapor ke memuat atasan langsung menurut Job Analysis.</w:t>
+        <w:t xml:space="preserve">Kolom Melapor ke memuat atasan langsung menurut Job Analysis dan garis yang sudah diputus pada K-01.</w:t>
       </w:r>
     </w:p>
     <w:tbl>
@@ -12684,7 +12684,7 @@
           <w:sz w:val="24"/>
           <w:szCs w:val="24"/>
         </w:rPr>
-        <w:t xml:space="preserve">Dokumen ini berstatus Draft dan baru berlaku sesudah Direktur Utama menandatangani blok Approved By. Konfirmasi butir K-01 sampai K-14 akan mengubah Gambar 1, Gambar 2, dan daftar jabatan.</w:t>
+        <w:t xml:space="preserve">Dokumen ini berstatus Draft dan baru berlaku sesudah Direktur Utama menandatangani blok Approved By. Konfirmasi butir yang masih terbuka pada bagian Butir Menunggu Konfirmasi dapat mengubah Gambar 1, Gambar 2, dan daftar jabatan.</w:t>
       </w:r>
     </w:p>
     <w:p>

--- a/out/01_Struktur_Jobdesc/SNX-HR-ORG-01 Struktur Organisasi SINUX (Rev00 DRAFT).docx
+++ b/out/01_Struktur_Jobdesc/SNX-HR-ORG-01 Struktur Organisasi SINUX (Rev00 DRAFT).docx
@@ -217,6 +217,7 @@
     <w:p>
       <w:pPr>
         <w:pStyle w:val="Heading1"/>
+        <w:keepNext/>
         <w:widowControl w:val="0"/>
         <w:spacing w:line="240" w:lineRule="auto"/>
         <w:ind w:right="407" w:firstLine="0"/>
@@ -511,6 +512,10 @@
         <w:gridCol w:w="5850"/>
       </w:tblGrid>
       <w:tr>
+        <w:trPr>
+          <w:cantSplit/>
+          <w:tblHeader/>
+        </w:trPr>
         <w:tc>
           <w:tcPr>
             <w:tcW w:w="3150" w:type="dxa"/>
@@ -523,6 +528,7 @@
           </w:tcPr>
           <w:p>
             <w:pPr>
+              <w:keepNext/>
               <w:widowControl w:val="0"/>
               <w:pBdr>
                 <w:top w:val="nil"/>
@@ -563,6 +569,7 @@
           </w:tcPr>
           <w:p>
             <w:pPr>
+              <w:keepNext/>
               <w:widowControl w:val="0"/>
               <w:pBdr>
                 <w:top w:val="nil"/>
@@ -593,6 +600,9 @@
         </w:tc>
       </w:tr>
       <w:tr>
+        <w:trPr>
+          <w:cantSplit/>
+        </w:trPr>
         <w:tc>
           <w:tcPr>
             <w:tcW w:w="3150" w:type="dxa"/>
@@ -646,6 +656,9 @@
         </w:tc>
       </w:tr>
       <w:tr>
+        <w:trPr>
+          <w:cantSplit/>
+        </w:trPr>
         <w:tc>
           <w:tcPr>
             <w:tcW w:w="3150" w:type="dxa"/>
@@ -699,6 +712,9 @@
         </w:tc>
       </w:tr>
       <w:tr>
+        <w:trPr>
+          <w:cantSplit/>
+        </w:trPr>
         <w:tc>
           <w:tcPr>
             <w:tcW w:w="3150" w:type="dxa"/>
@@ -750,6 +766,9 @@
         </w:tc>
       </w:tr>
       <w:tr>
+        <w:trPr>
+          <w:cantSplit/>
+        </w:trPr>
         <w:tc>
           <w:tcPr>
             <w:tcW w:w="3150" w:type="dxa"/>
@@ -810,6 +829,9 @@
         </w:tc>
       </w:tr>
       <w:tr>
+        <w:trPr>
+          <w:cantSplit/>
+        </w:trPr>
         <w:tc>
           <w:tcPr>
             <w:tcW w:w="3150" w:type="dxa"/>
@@ -861,6 +883,9 @@
         </w:tc>
       </w:tr>
       <w:tr>
+        <w:trPr>
+          <w:cantSplit/>
+        </w:trPr>
         <w:tc>
           <w:tcPr>
             <w:tcW w:w="3150" w:type="dxa"/>
@@ -914,6 +939,9 @@
         </w:tc>
       </w:tr>
       <w:tr>
+        <w:trPr>
+          <w:cantSplit/>
+        </w:trPr>
         <w:tc>
           <w:tcPr>
             <w:tcW w:w="3150" w:type="dxa"/>
@@ -967,6 +995,9 @@
         </w:tc>
       </w:tr>
       <w:tr>
+        <w:trPr>
+          <w:cantSplit/>
+        </w:trPr>
         <w:tc>
           <w:tcPr>
             <w:tcW w:w="3150" w:type="dxa"/>
@@ -1020,6 +1051,9 @@
         </w:tc>
       </w:tr>
       <w:tr>
+        <w:trPr>
+          <w:cantSplit/>
+        </w:trPr>
         <w:tc>
           <w:tcPr>
             <w:tcW w:w="3150" w:type="dxa"/>
@@ -1073,6 +1107,9 @@
         </w:tc>
       </w:tr>
       <w:tr>
+        <w:trPr>
+          <w:cantSplit/>
+        </w:trPr>
         <w:tc>
           <w:tcPr>
             <w:tcW w:w="3150" w:type="dxa"/>
@@ -1126,6 +1163,9 @@
         </w:tc>
       </w:tr>
       <w:tr>
+        <w:trPr>
+          <w:cantSplit/>
+        </w:trPr>
         <w:tc>
           <w:tcPr>
             <w:tcW w:w="3150" w:type="dxa"/>
@@ -1207,6 +1247,7 @@
     <w:p>
       <w:pPr>
         <w:pStyle w:val="Heading1"/>
+        <w:keepNext/>
         <w:widowControl w:val="0"/>
         <w:spacing w:before="816" w:line="240" w:lineRule="auto"/>
         <w:ind w:right="407"/>
@@ -1243,6 +1284,10 @@
         <w:gridCol w:w="3010"/>
       </w:tblGrid>
       <w:tr>
+        <w:trPr>
+          <w:cantSplit/>
+          <w:tblHeader/>
+        </w:trPr>
         <w:tc>
           <w:tcPr>
             <w:tcW w:w="3009" w:type="dxa"/>
@@ -1255,6 +1300,7 @@
           </w:tcPr>
           <w:p>
             <w:pPr>
+              <w:keepNext/>
               <w:widowControl w:val="0"/>
               <w:spacing w:line="240" w:lineRule="auto"/>
               <w:jc w:val="center"/>
@@ -1288,6 +1334,7 @@
           </w:tcPr>
           <w:p>
             <w:pPr>
+              <w:keepNext/>
               <w:widowControl w:val="0"/>
               <w:spacing w:line="240" w:lineRule="auto"/>
               <w:jc w:val="center"/>
@@ -1321,6 +1368,7 @@
           </w:tcPr>
           <w:p>
             <w:pPr>
+              <w:keepNext/>
               <w:widowControl w:val="0"/>
               <w:spacing w:line="240" w:lineRule="auto"/>
               <w:jc w:val="center"/>
@@ -1344,6 +1392,9 @@
         </w:tc>
       </w:tr>
       <w:tr>
+        <w:trPr>
+          <w:cantSplit/>
+        </w:trPr>
         <w:tc>
           <w:tcPr>
             <w:tcW w:w="3009" w:type="dxa"/>
@@ -1392,6 +1443,9 @@
         </w:tc>
       </w:tr>
       <w:tr>
+        <w:trPr>
+          <w:cantSplit/>
+        </w:trPr>
         <w:tc>
           <w:tcPr>
             <w:tcW w:w="3009" w:type="dxa"/>
@@ -1463,6 +1517,9 @@
         </w:tc>
       </w:tr>
       <w:tr>
+        <w:trPr>
+          <w:cantSplit/>
+        </w:trPr>
         <w:tc>
           <w:tcPr>
             <w:tcW w:w="3009" w:type="dxa"/>
@@ -1537,6 +1594,7 @@
     <w:p>
       <w:pPr>
         <w:pStyle w:val="Heading1"/>
+        <w:keepNext/>
         <w:widowControl w:val="0"/>
         <w:spacing w:before="816" w:line="240" w:lineRule="auto"/>
         <w:ind w:right="407"/>
@@ -1578,6 +1636,10 @@
         <w:gridCol w:w="2235"/>
       </w:tblGrid>
       <w:tr>
+        <w:trPr>
+          <w:cantSplit/>
+          <w:tblHeader/>
+        </w:trPr>
         <w:tc>
           <w:tcPr>
             <w:tcW w:w="810" w:type="dxa"/>
@@ -1590,6 +1652,7 @@
           </w:tcPr>
           <w:p>
             <w:pPr>
+              <w:keepNext/>
               <w:widowControl w:val="0"/>
               <w:pBdr>
                 <w:top w:val="nil"/>
@@ -1630,6 +1693,7 @@
           </w:tcPr>
           <w:p>
             <w:pPr>
+              <w:keepNext/>
               <w:widowControl w:val="0"/>
               <w:spacing w:line="240" w:lineRule="auto"/>
               <w:jc w:val="center"/>
@@ -1663,6 +1727,7 @@
           </w:tcPr>
           <w:p>
             <w:pPr>
+              <w:keepNext/>
               <w:widowControl w:val="0"/>
               <w:pBdr>
                 <w:top w:val="nil"/>
@@ -1703,6 +1768,7 @@
           </w:tcPr>
           <w:p>
             <w:pPr>
+              <w:keepNext/>
               <w:widowControl w:val="0"/>
               <w:pBdr>
                 <w:top w:val="nil"/>
@@ -1733,6 +1799,9 @@
         </w:tc>
       </w:tr>
       <w:tr>
+        <w:trPr>
+          <w:cantSplit/>
+        </w:trPr>
         <w:tc>
           <w:tcPr>
             <w:tcW w:w="810" w:type="dxa"/>
@@ -1835,6 +1904,9 @@
         </w:tc>
       </w:tr>
       <w:tr>
+        <w:trPr>
+          <w:cantSplit/>
+        </w:trPr>
         <w:tc>
           <w:tcPr>
             <w:tcW w:w="810" w:type="dxa"/>
@@ -1937,6 +2009,9 @@
         </w:tc>
       </w:tr>
       <w:tr>
+        <w:trPr>
+          <w:cantSplit/>
+        </w:trPr>
         <w:tc>
           <w:tcPr>
             <w:tcW w:w="810" w:type="dxa"/>
@@ -2379,7 +2454,7 @@
           <w:sz w:val="24"/>
           <w:szCs w:val="24"/>
         </w:rPr>
-        <w:t xml:space="preserve">Hasil yang dijaga adalah satu susunan yang sama bagi karyawan dan auditor, sehingga peran, tanggung jawab, dan wewenang yang diminta ISO 9001:2015 dan ISO/IEC 27001:2022 dapat ditunjukkan dari satu dokumen.</w:t>
+        <w:t xml:space="preserve">Karyawan dan auditor memakai susunan yang sama, sehingga peran, tanggung jawab, dan wewenang yang diminta ISO 9001:2015 dan ISO/IEC 27001:2022 dapat ditunjukkan dari satu dokumen.</w:t>
       </w:r>
     </w:p>
     <w:p>
@@ -2421,6 +2496,7 @@
     </w:p>
     <w:p>
       <w:pPr>
+        <w:keepNext/>
         <w:pBdr>
           <w:top w:val="nil"/>
           <w:left w:val="nil"/>
@@ -2458,6 +2534,8 @@
       </w:tblGrid>
       <w:tr>
         <w:trPr>
+          <w:cantSplit/>
+          <w:tblHeader/>
           <w:jc w:val="center"/>
         </w:trPr>
         <w:tc>
@@ -2473,6 +2551,7 @@
           </w:tcPr>
           <w:p>
             <w:pPr>
+              <w:keepNext/>
               <w:jc w:val="center"/>
               <w:rPr>
                 <w:sz w:val="24"/>
@@ -2503,6 +2582,7 @@
           </w:tcPr>
           <w:p>
             <w:pPr>
+              <w:keepNext/>
               <w:jc w:val="center"/>
               <w:rPr>
                 <w:sz w:val="24"/>
@@ -2523,6 +2603,7 @@
       </w:tr>
       <w:tr>
         <w:trPr>
+          <w:cantSplit/>
           <w:jc w:val="center"/>
         </w:trPr>
         <w:tc>
@@ -2584,6 +2665,7 @@
       </w:tr>
       <w:tr>
         <w:trPr>
+          <w:cantSplit/>
           <w:jc w:val="center"/>
         </w:trPr>
         <w:tc>
@@ -2645,6 +2727,7 @@
       </w:tr>
       <w:tr>
         <w:trPr>
+          <w:cantSplit/>
           <w:jc w:val="center"/>
         </w:trPr>
         <w:tc>
@@ -2706,6 +2789,7 @@
       </w:tr>
       <w:tr>
         <w:trPr>
+          <w:cantSplit/>
           <w:jc w:val="center"/>
         </w:trPr>
         <w:tc>
@@ -2767,6 +2851,7 @@
       </w:tr>
       <w:tr>
         <w:trPr>
+          <w:cantSplit/>
           <w:jc w:val="center"/>
         </w:trPr>
         <w:tc>
@@ -2854,6 +2939,7 @@
     <w:p>
       <w:pPr>
         <w:pStyle w:val="Heading1"/>
+        <w:keepNext/>
         <w:numPr>
           <w:ilvl w:val="0"/>
           <w:numId w:val="7"/>
@@ -2879,6 +2965,8 @@
       </w:tblGrid>
       <w:tr>
         <w:trPr>
+          <w:cantSplit/>
+          <w:tblHeader/>
           <w:jc w:val="center"/>
         </w:trPr>
         <w:tc>
@@ -2894,6 +2982,7 @@
           </w:tcPr>
           <w:p>
             <w:pPr>
+              <w:keepNext/>
               <w:jc w:val="center"/>
               <w:rPr>
                 <w:sz w:val="24"/>
@@ -2924,6 +3013,7 @@
           </w:tcPr>
           <w:p>
             <w:pPr>
+              <w:keepNext/>
               <w:jc w:val="center"/>
               <w:rPr>
                 <w:sz w:val="24"/>
@@ -2944,6 +3034,7 @@
       </w:tr>
       <w:tr>
         <w:trPr>
+          <w:cantSplit/>
           <w:jc w:val="center"/>
         </w:trPr>
         <w:tc>
@@ -3005,6 +3096,7 @@
       </w:tr>
       <w:tr>
         <w:trPr>
+          <w:cantSplit/>
           <w:jc w:val="center"/>
         </w:trPr>
         <w:tc>
@@ -3066,6 +3158,7 @@
       </w:tr>
       <w:tr>
         <w:trPr>
+          <w:cantSplit/>
           <w:jc w:val="center"/>
         </w:trPr>
         <w:tc>
@@ -3120,13 +3213,14 @@
                 <w:sz w:val="24"/>
                 <w:szCs w:val="24"/>
               </w:rPr>
-              <w:t>Jabatan yang menjadi tujuan laporan langsung dari sebuah jabatan.</w:t>
+              <w:t>Jabatan tempat sebuah jabatan melapor secara langsung.</w:t>
             </w:r>
           </w:p>
         </w:tc>
       </w:tr>
       <w:tr>
         <w:trPr>
+          <w:cantSplit/>
           <w:jc w:val="center"/>
         </w:trPr>
         <w:tc>
@@ -3188,6 +3282,7 @@
       </w:tr>
       <w:tr>
         <w:trPr>
+          <w:cantSplit/>
           <w:jc w:val="center"/>
         </w:trPr>
         <w:tc>
@@ -3242,13 +3337,14 @@
                 <w:sz w:val="24"/>
                 <w:szCs w:val="24"/>
               </w:rPr>
-              <w:t>Label untuk garis lapor atau penamaan yang belum pasti. Tiap butir dijelaskan pada bagian Butir Menunggu Konfirmasi.</w:t>
+              <w:t>Label untuk garis lapor atau penamaan yang belum pasti, diuraikan per butir pada bagian Butir Menunggu Konfirmasi.</w:t>
             </w:r>
           </w:p>
         </w:tc>
       </w:tr>
       <w:tr>
         <w:trPr>
+          <w:cantSplit/>
           <w:jc w:val="center"/>
         </w:trPr>
         <w:tc>
@@ -3303,13 +3399,14 @@
                 <w:sz w:val="24"/>
                 <w:szCs w:val="24"/>
               </w:rPr>
-              <w:t>Tanggung jawab dalam sistem manajemen yang disebut dokumen SOP, dipegang oleh pemegang satu jabatan atau lebih.</w:t>
+              <w:t>Tanggung jawab dalam sistem manajemen yang disebut di dokumen SOP dan dipegang oleh satu jabatan atau lebih.</w:t>
             </w:r>
           </w:p>
         </w:tc>
       </w:tr>
       <w:tr>
         <w:trPr>
+          <w:cantSplit/>
           <w:jc w:val="center"/>
         </w:trPr>
         <w:tc>
@@ -3371,6 +3468,7 @@
       </w:tr>
       <w:tr>
         <w:trPr>
+          <w:cantSplit/>
           <w:jc w:val="center"/>
         </w:trPr>
         <w:tc>
@@ -3432,6 +3530,7 @@
       </w:tr>
       <w:tr>
         <w:trPr>
+          <w:cantSplit/>
           <w:jc w:val="center"/>
         </w:trPr>
         <w:tc>
@@ -3493,6 +3592,7 @@
       </w:tr>
       <w:tr>
         <w:trPr>
+          <w:cantSplit/>
           <w:jc w:val="center"/>
         </w:trPr>
         <w:tc>
@@ -3547,13 +3647,14 @@
                 <w:sz w:val="24"/>
                 <w:szCs w:val="24"/>
               </w:rPr>
-              <w:t>Sub divisi Divisi Operation yang memantau dashboard layanan dan menangani tiket.</w:t>
+              <w:t>Sub divisi Divisi Operation yang memantau dashboard layanan dan menangani ticket.</w:t>
             </w:r>
           </w:p>
         </w:tc>
       </w:tr>
       <w:tr>
         <w:trPr>
+          <w:cantSplit/>
           <w:jc w:val="center"/>
         </w:trPr>
         <w:tc>
@@ -3615,6 +3716,7 @@
       </w:tr>
       <w:tr>
         <w:trPr>
+          <w:cantSplit/>
           <w:jc w:val="center"/>
         </w:trPr>
         <w:tc>
@@ -3676,6 +3778,7 @@
       </w:tr>
       <w:tr>
         <w:trPr>
+          <w:cantSplit/>
           <w:jc w:val="center"/>
         </w:trPr>
         <w:tc>
@@ -3737,6 +3840,7 @@
       </w:tr>
       <w:tr>
         <w:trPr>
+          <w:cantSplit/>
           <w:jc w:val="center"/>
         </w:trPr>
         <w:tc>
@@ -3798,6 +3902,7 @@
       </w:tr>
       <w:tr>
         <w:trPr>
+          <w:cantSplit/>
           <w:jc w:val="center"/>
         </w:trPr>
         <w:tc>
@@ -3940,7 +4045,7 @@
           <w:sz w:val="24"/>
           <w:szCs w:val="24"/>
         </w:rPr>
-        <w:t xml:space="preserve">Job Analysis menyatakan bahwa hubungan atasan-bawahan yang bertanda usulan atau konfirmasi tidak boleh diperlakukan sebagai garis lapor resmi sampai disahkan. Karena itu semua garis lapor di dokumen ini baru resmi sesudah dokumen ini disahkan, dan garis yang belum diberi satu atasan oleh Job Analysis (SNX-HR-JA-01) diberi label menunggu konfirmasi.</w:t>
+        <w:t xml:space="preserve">Menurut Job Analysis, hubungan atasan-bawahan yang bertanda usulan atau konfirmasi belum menjadi garis lapor resmi sampai disahkan. Karena itu, semua garis lapor di dokumen ini baru resmi setelah dokumen ini disahkan. Garis yang belum diberi satu atasan oleh Job Analysis (SNX-HR-JA-01) diberi label menunggu konfirmasi.</w:t>
       </w:r>
     </w:p>
     <w:p>
@@ -3964,7 +4069,7 @@
           <w:sz w:val="24"/>
           <w:szCs w:val="24"/>
         </w:rPr>
-        <w:t xml:space="preserve">Setiap butir menunggu konfirmasi diberi nomor K pada bagian Butir Menunggu Konfirmasi. Bagan dan tabel merujuk nomor itu dan tidak mengulang uraiannya.</w:t>
+        <w:t xml:space="preserve">Setiap butir menunggu konfirmasi diberi nomor K pada bagian Butir Menunggu Konfirmasi. Bagan dan tabel cukup mencantumkan nomor itu tanpa mengulang uraiannya.</w:t>
       </w:r>
     </w:p>
     <w:p>
@@ -3988,7 +4093,7 @@
           <w:sz w:val="24"/>
           <w:szCs w:val="24"/>
         </w:rPr>
-        <w:t xml:space="preserve">Nama jabatan ditulis dalam satu bentuk di seluruh dokumen. Bila sumber memakai sebutan lain, perbedaannya tercatat sebagai butir K.</w:t>
+        <w:t xml:space="preserve">Nama jabatan ditulis dalam satu bentuk di seluruh dokumen. Jika sumber memakai sebutan lain, perbedaannya dicatat sebagai butir K.</w:t>
       </w:r>
     </w:p>
     <w:p>
@@ -4025,7 +4130,7 @@
           <w:sz w:val="24"/>
           <w:szCs w:val="24"/>
         </w:rPr>
-        <w:t xml:space="preserve">Gambar 1 dan Gambar 2 menggambarkan 15 jabatan di Job Analysis. Garis tanpa label menunjukkan atasan langsung yang tertulis di Job Analysis atau sudah diputus (K-01). Garis berlabel menunggu konfirmasi merujuk nomor butir K.</w:t>
+        <w:t xml:space="preserve">Gambar 1 dan Gambar 2 memuat 15 jabatan di Job Analysis. Garis tanpa label menunjukkan atasan langsung yang tertulis di Job Analysis atau sudah diputus (K-01). Garis berlabel menunggu konfirmasi diberi nomor butir K.</w:t>
       </w:r>
     </w:p>
     <w:p>
@@ -4207,6 +4312,7 @@
     </w:p>
     <w:p>
       <w:pPr>
+        <w:keepNext/>
         <w:pBdr>
           <w:top w:val="nil"/>
           <w:left w:val="nil"/>
@@ -4226,7 +4332,7 @@
           <w:sz w:val="24"/>
           <w:szCs w:val="24"/>
         </w:rPr>
-        <w:t xml:space="preserve">Kolom Melapor ke memuat atasan langsung menurut Job Analysis dan garis yang sudah diputus pada K-01.</w:t>
+        <w:t xml:space="preserve">Kolom Melapor ke berisi atasan langsung menurut Job Analysis, ditambah garis yang sudah diputus pada K-01.</w:t>
       </w:r>
     </w:p>
     <w:tbl>
@@ -4247,6 +4353,8 @@
       </w:tblGrid>
       <w:tr>
         <w:trPr>
+          <w:cantSplit/>
+          <w:tblHeader/>
           <w:jc w:val="center"/>
         </w:trPr>
         <w:tc>
@@ -4262,6 +4370,7 @@
           </w:tcPr>
           <w:p>
             <w:pPr>
+              <w:keepNext/>
               <w:jc w:val="center"/>
               <w:rPr>
                 <w:sz w:val="24"/>
@@ -4292,6 +4401,7 @@
           </w:tcPr>
           <w:p>
             <w:pPr>
+              <w:keepNext/>
               <w:jc w:val="center"/>
               <w:rPr>
                 <w:sz w:val="24"/>
@@ -4322,6 +4432,7 @@
           </w:tcPr>
           <w:p>
             <w:pPr>
+              <w:keepNext/>
               <w:jc w:val="center"/>
               <w:rPr>
                 <w:sz w:val="24"/>
@@ -4352,6 +4463,7 @@
           </w:tcPr>
           <w:p>
             <w:pPr>
+              <w:keepNext/>
               <w:jc w:val="center"/>
               <w:rPr>
                 <w:sz w:val="24"/>
@@ -4382,6 +4494,7 @@
           </w:tcPr>
           <w:p>
             <w:pPr>
+              <w:keepNext/>
               <w:jc w:val="center"/>
               <w:rPr>
                 <w:sz w:val="24"/>
@@ -4402,6 +4515,7 @@
       </w:tr>
       <w:tr>
         <w:trPr>
+          <w:cantSplit/>
           <w:jc w:val="center"/>
         </w:trPr>
         <w:tc>
@@ -4473,7 +4587,7 @@
           </w:tcPr>
           <w:p>
             <w:pPr>
-              <w:jc w:val="both"/>
+              <w:jc w:val="left"/>
               <w:rPr>
                 <w:sz w:val="24"/>
                 <w:szCs w:val="24"/>
@@ -4502,7 +4616,7 @@
           </w:tcPr>
           <w:p>
             <w:pPr>
-              <w:jc w:val="both"/>
+              <w:jc w:val="left"/>
               <w:rPr>
                 <w:sz w:val="24"/>
                 <w:szCs w:val="24"/>
@@ -4531,7 +4645,7 @@
           </w:tcPr>
           <w:p>
             <w:pPr>
-              <w:jc w:val="both"/>
+              <w:jc w:val="left"/>
               <w:rPr>
                 <w:sz w:val="24"/>
                 <w:szCs w:val="24"/>
@@ -4550,6 +4664,7 @@
       </w:tr>
       <w:tr>
         <w:trPr>
+          <w:cantSplit/>
           <w:jc w:val="center"/>
         </w:trPr>
         <w:tc>
@@ -4621,7 +4736,7 @@
           </w:tcPr>
           <w:p>
             <w:pPr>
-              <w:jc w:val="both"/>
+              <w:jc w:val="left"/>
               <w:rPr>
                 <w:sz w:val="24"/>
                 <w:szCs w:val="24"/>
@@ -4650,7 +4765,7 @@
           </w:tcPr>
           <w:p>
             <w:pPr>
-              <w:jc w:val="both"/>
+              <w:jc w:val="left"/>
               <w:rPr>
                 <w:sz w:val="24"/>
                 <w:szCs w:val="24"/>
@@ -4679,7 +4794,7 @@
           </w:tcPr>
           <w:p>
             <w:pPr>
-              <w:jc w:val="both"/>
+              <w:jc w:val="left"/>
               <w:rPr>
                 <w:sz w:val="24"/>
                 <w:szCs w:val="24"/>
@@ -4698,6 +4813,7 @@
       </w:tr>
       <w:tr>
         <w:trPr>
+          <w:cantSplit/>
           <w:jc w:val="center"/>
         </w:trPr>
         <w:tc>
@@ -4769,7 +4885,7 @@
           </w:tcPr>
           <w:p>
             <w:pPr>
-              <w:jc w:val="both"/>
+              <w:jc w:val="left"/>
               <w:rPr>
                 <w:sz w:val="24"/>
                 <w:szCs w:val="24"/>
@@ -4798,7 +4914,7 @@
           </w:tcPr>
           <w:p>
             <w:pPr>
-              <w:jc w:val="both"/>
+              <w:jc w:val="left"/>
               <w:rPr>
                 <w:sz w:val="24"/>
                 <w:szCs w:val="24"/>
@@ -4827,7 +4943,7 @@
           </w:tcPr>
           <w:p>
             <w:pPr>
-              <w:jc w:val="both"/>
+              <w:jc w:val="left"/>
               <w:rPr>
                 <w:sz w:val="24"/>
                 <w:szCs w:val="24"/>
@@ -4846,6 +4962,7 @@
       </w:tr>
       <w:tr>
         <w:trPr>
+          <w:cantSplit/>
           <w:jc w:val="center"/>
         </w:trPr>
         <w:tc>
@@ -4917,7 +5034,7 @@
           </w:tcPr>
           <w:p>
             <w:pPr>
-              <w:jc w:val="both"/>
+              <w:jc w:val="left"/>
               <w:rPr>
                 <w:sz w:val="24"/>
                 <w:szCs w:val="24"/>
@@ -4946,7 +5063,7 @@
           </w:tcPr>
           <w:p>
             <w:pPr>
-              <w:jc w:val="both"/>
+              <w:jc w:val="left"/>
               <w:rPr>
                 <w:sz w:val="24"/>
                 <w:szCs w:val="24"/>
@@ -4975,7 +5092,7 @@
           </w:tcPr>
           <w:p>
             <w:pPr>
-              <w:jc w:val="both"/>
+              <w:jc w:val="left"/>
               <w:rPr>
                 <w:sz w:val="24"/>
                 <w:szCs w:val="24"/>
@@ -4994,6 +5111,7 @@
       </w:tr>
       <w:tr>
         <w:trPr>
+          <w:cantSplit/>
           <w:jc w:val="center"/>
         </w:trPr>
         <w:tc>
@@ -5065,7 +5183,7 @@
           </w:tcPr>
           <w:p>
             <w:pPr>
-              <w:jc w:val="both"/>
+              <w:jc w:val="left"/>
               <w:rPr>
                 <w:sz w:val="24"/>
                 <w:szCs w:val="24"/>
@@ -5094,7 +5212,7 @@
           </w:tcPr>
           <w:p>
             <w:pPr>
-              <w:jc w:val="both"/>
+              <w:jc w:val="left"/>
               <w:rPr>
                 <w:sz w:val="24"/>
                 <w:szCs w:val="24"/>
@@ -5123,7 +5241,7 @@
           </w:tcPr>
           <w:p>
             <w:pPr>
-              <w:jc w:val="both"/>
+              <w:jc w:val="left"/>
               <w:rPr>
                 <w:sz w:val="24"/>
                 <w:szCs w:val="24"/>
@@ -5142,6 +5260,7 @@
       </w:tr>
       <w:tr>
         <w:trPr>
+          <w:cantSplit/>
           <w:jc w:val="center"/>
         </w:trPr>
         <w:tc>
@@ -5213,7 +5332,7 @@
           </w:tcPr>
           <w:p>
             <w:pPr>
-              <w:jc w:val="both"/>
+              <w:jc w:val="left"/>
               <w:rPr>
                 <w:sz w:val="24"/>
                 <w:szCs w:val="24"/>
@@ -5242,7 +5361,7 @@
           </w:tcPr>
           <w:p>
             <w:pPr>
-              <w:jc w:val="both"/>
+              <w:jc w:val="left"/>
               <w:rPr>
                 <w:sz w:val="24"/>
                 <w:szCs w:val="24"/>
@@ -5271,7 +5390,7 @@
           </w:tcPr>
           <w:p>
             <w:pPr>
-              <w:jc w:val="both"/>
+              <w:jc w:val="left"/>
               <w:rPr>
                 <w:sz w:val="24"/>
                 <w:szCs w:val="24"/>
@@ -5290,6 +5409,7 @@
       </w:tr>
       <w:tr>
         <w:trPr>
+          <w:cantSplit/>
           <w:jc w:val="center"/>
         </w:trPr>
         <w:tc>
@@ -5361,7 +5481,7 @@
           </w:tcPr>
           <w:p>
             <w:pPr>
-              <w:jc w:val="both"/>
+              <w:jc w:val="left"/>
               <w:rPr>
                 <w:sz w:val="24"/>
                 <w:szCs w:val="24"/>
@@ -5390,7 +5510,7 @@
           </w:tcPr>
           <w:p>
             <w:pPr>
-              <w:jc w:val="both"/>
+              <w:jc w:val="left"/>
               <w:rPr>
                 <w:sz w:val="24"/>
                 <w:szCs w:val="24"/>
@@ -5419,7 +5539,7 @@
           </w:tcPr>
           <w:p>
             <w:pPr>
-              <w:jc w:val="both"/>
+              <w:jc w:val="left"/>
               <w:rPr>
                 <w:sz w:val="24"/>
                 <w:szCs w:val="24"/>
@@ -5438,6 +5558,7 @@
       </w:tr>
       <w:tr>
         <w:trPr>
+          <w:cantSplit/>
           <w:jc w:val="center"/>
         </w:trPr>
         <w:tc>
@@ -5509,7 +5630,7 @@
           </w:tcPr>
           <w:p>
             <w:pPr>
-              <w:jc w:val="both"/>
+              <w:jc w:val="left"/>
               <w:rPr>
                 <w:sz w:val="24"/>
                 <w:szCs w:val="24"/>
@@ -5538,7 +5659,7 @@
           </w:tcPr>
           <w:p>
             <w:pPr>
-              <w:jc w:val="both"/>
+              <w:jc w:val="left"/>
               <w:rPr>
                 <w:sz w:val="24"/>
                 <w:szCs w:val="24"/>
@@ -5567,7 +5688,7 @@
           </w:tcPr>
           <w:p>
             <w:pPr>
-              <w:jc w:val="both"/>
+              <w:jc w:val="left"/>
               <w:rPr>
                 <w:sz w:val="24"/>
                 <w:szCs w:val="24"/>
@@ -5586,6 +5707,7 @@
       </w:tr>
       <w:tr>
         <w:trPr>
+          <w:cantSplit/>
           <w:jc w:val="center"/>
         </w:trPr>
         <w:tc>
@@ -5657,7 +5779,7 @@
           </w:tcPr>
           <w:p>
             <w:pPr>
-              <w:jc w:val="both"/>
+              <w:jc w:val="left"/>
               <w:rPr>
                 <w:sz w:val="24"/>
                 <w:szCs w:val="24"/>
@@ -5686,7 +5808,7 @@
           </w:tcPr>
           <w:p>
             <w:pPr>
-              <w:jc w:val="both"/>
+              <w:jc w:val="left"/>
               <w:rPr>
                 <w:sz w:val="24"/>
                 <w:szCs w:val="24"/>
@@ -5715,7 +5837,7 @@
           </w:tcPr>
           <w:p>
             <w:pPr>
-              <w:jc w:val="both"/>
+              <w:jc w:val="left"/>
               <w:rPr>
                 <w:sz w:val="24"/>
                 <w:szCs w:val="24"/>
@@ -5734,6 +5856,7 @@
       </w:tr>
       <w:tr>
         <w:trPr>
+          <w:cantSplit/>
           <w:jc w:val="center"/>
         </w:trPr>
         <w:tc>
@@ -5805,7 +5928,7 @@
           </w:tcPr>
           <w:p>
             <w:pPr>
-              <w:jc w:val="both"/>
+              <w:jc w:val="left"/>
               <w:rPr>
                 <w:sz w:val="24"/>
                 <w:szCs w:val="24"/>
@@ -5834,7 +5957,7 @@
           </w:tcPr>
           <w:p>
             <w:pPr>
-              <w:jc w:val="both"/>
+              <w:jc w:val="left"/>
               <w:rPr>
                 <w:sz w:val="24"/>
                 <w:szCs w:val="24"/>
@@ -5863,7 +5986,7 @@
           </w:tcPr>
           <w:p>
             <w:pPr>
-              <w:jc w:val="both"/>
+              <w:jc w:val="left"/>
               <w:rPr>
                 <w:sz w:val="24"/>
                 <w:szCs w:val="24"/>
@@ -5882,6 +6005,7 @@
       </w:tr>
       <w:tr>
         <w:trPr>
+          <w:cantSplit/>
           <w:jc w:val="center"/>
         </w:trPr>
         <w:tc>
@@ -5953,7 +6077,7 @@
           </w:tcPr>
           <w:p>
             <w:pPr>
-              <w:jc w:val="both"/>
+              <w:jc w:val="left"/>
               <w:rPr>
                 <w:sz w:val="24"/>
                 <w:szCs w:val="24"/>
@@ -5982,7 +6106,7 @@
           </w:tcPr>
           <w:p>
             <w:pPr>
-              <w:jc w:val="both"/>
+              <w:jc w:val="left"/>
               <w:rPr>
                 <w:sz w:val="24"/>
                 <w:szCs w:val="24"/>
@@ -6011,7 +6135,7 @@
           </w:tcPr>
           <w:p>
             <w:pPr>
-              <w:jc w:val="both"/>
+              <w:jc w:val="left"/>
               <w:rPr>
                 <w:sz w:val="24"/>
                 <w:szCs w:val="24"/>
@@ -6030,6 +6154,7 @@
       </w:tr>
       <w:tr>
         <w:trPr>
+          <w:cantSplit/>
           <w:jc w:val="center"/>
         </w:trPr>
         <w:tc>
@@ -6101,7 +6226,7 @@
           </w:tcPr>
           <w:p>
             <w:pPr>
-              <w:jc w:val="both"/>
+              <w:jc w:val="left"/>
               <w:rPr>
                 <w:sz w:val="24"/>
                 <w:szCs w:val="24"/>
@@ -6130,7 +6255,7 @@
           </w:tcPr>
           <w:p>
             <w:pPr>
-              <w:jc w:val="both"/>
+              <w:jc w:val="left"/>
               <w:rPr>
                 <w:sz w:val="24"/>
                 <w:szCs w:val="24"/>
@@ -6159,7 +6284,7 @@
           </w:tcPr>
           <w:p>
             <w:pPr>
-              <w:jc w:val="both"/>
+              <w:jc w:val="left"/>
               <w:rPr>
                 <w:sz w:val="24"/>
                 <w:szCs w:val="24"/>
@@ -6178,6 +6303,7 @@
       </w:tr>
       <w:tr>
         <w:trPr>
+          <w:cantSplit/>
           <w:jc w:val="center"/>
         </w:trPr>
         <w:tc>
@@ -6249,7 +6375,7 @@
           </w:tcPr>
           <w:p>
             <w:pPr>
-              <w:jc w:val="both"/>
+              <w:jc w:val="left"/>
               <w:rPr>
                 <w:sz w:val="24"/>
                 <w:szCs w:val="24"/>
@@ -6278,7 +6404,7 @@
           </w:tcPr>
           <w:p>
             <w:pPr>
-              <w:jc w:val="both"/>
+              <w:jc w:val="left"/>
               <w:rPr>
                 <w:sz w:val="24"/>
                 <w:szCs w:val="24"/>
@@ -6307,7 +6433,7 @@
           </w:tcPr>
           <w:p>
             <w:pPr>
-              <w:jc w:val="both"/>
+              <w:jc w:val="left"/>
               <w:rPr>
                 <w:sz w:val="24"/>
                 <w:szCs w:val="24"/>
@@ -6326,6 +6452,7 @@
       </w:tr>
       <w:tr>
         <w:trPr>
+          <w:cantSplit/>
           <w:jc w:val="center"/>
         </w:trPr>
         <w:tc>
@@ -6397,7 +6524,7 @@
           </w:tcPr>
           <w:p>
             <w:pPr>
-              <w:jc w:val="both"/>
+              <w:jc w:val="left"/>
               <w:rPr>
                 <w:sz w:val="24"/>
                 <w:szCs w:val="24"/>
@@ -6426,7 +6553,7 @@
           </w:tcPr>
           <w:p>
             <w:pPr>
-              <w:jc w:val="both"/>
+              <w:jc w:val="left"/>
               <w:rPr>
                 <w:sz w:val="24"/>
                 <w:szCs w:val="24"/>
@@ -6455,7 +6582,7 @@
           </w:tcPr>
           <w:p>
             <w:pPr>
-              <w:jc w:val="both"/>
+              <w:jc w:val="left"/>
               <w:rPr>
                 <w:sz w:val="24"/>
                 <w:szCs w:val="24"/>
@@ -6474,6 +6601,7 @@
       </w:tr>
       <w:tr>
         <w:trPr>
+          <w:cantSplit/>
           <w:jc w:val="center"/>
         </w:trPr>
         <w:tc>
@@ -6545,7 +6673,7 @@
           </w:tcPr>
           <w:p>
             <w:pPr>
-              <w:jc w:val="both"/>
+              <w:jc w:val="left"/>
               <w:rPr>
                 <w:sz w:val="24"/>
                 <w:szCs w:val="24"/>
@@ -6574,7 +6702,7 @@
           </w:tcPr>
           <w:p>
             <w:pPr>
-              <w:jc w:val="both"/>
+              <w:jc w:val="left"/>
               <w:rPr>
                 <w:sz w:val="24"/>
                 <w:szCs w:val="24"/>
@@ -6603,7 +6731,7 @@
           </w:tcPr>
           <w:p>
             <w:pPr>
-              <w:jc w:val="both"/>
+              <w:jc w:val="left"/>
               <w:rPr>
                 <w:sz w:val="24"/>
                 <w:szCs w:val="24"/>
@@ -6666,7 +6794,7 @@
           <w:sz w:val="24"/>
           <w:szCs w:val="24"/>
         </w:rPr>
-        <w:t xml:space="preserve">JA-08 dan JA-09 memakai nama jabatan yang sama. Pembedanya garis lapor: JA-09 melapor ke JA-08. Nama unit dan nama jabatan JA-14 mengikuti butir K-06.</w:t>
+        <w:t xml:space="preserve">JA-08 dan JA-09 memakai nama jabatan yang sama dan dibedakan oleh garis lapor: JA-09 melapor ke JA-08. Nama unit dan nama jabatan JA-14 mengikuti butir K-06.</w:t>
       </w:r>
     </w:p>
     <w:p>
@@ -6766,6 +6894,7 @@
     </w:p>
     <w:p>
       <w:pPr>
+        <w:keepNext/>
         <w:pBdr>
           <w:top w:val="nil"/>
           <w:left w:val="nil"/>
@@ -6806,6 +6935,8 @@
       </w:tblGrid>
       <w:tr>
         <w:trPr>
+          <w:cantSplit/>
+          <w:tblHeader/>
           <w:jc w:val="center"/>
         </w:trPr>
         <w:tc>
@@ -6821,6 +6952,7 @@
           </w:tcPr>
           <w:p>
             <w:pPr>
+              <w:keepNext/>
               <w:jc w:val="center"/>
               <w:rPr>
                 <w:sz w:val="24"/>
@@ -6851,6 +6983,7 @@
           </w:tcPr>
           <w:p>
             <w:pPr>
+              <w:keepNext/>
               <w:jc w:val="center"/>
               <w:rPr>
                 <w:sz w:val="24"/>
@@ -6881,6 +7014,7 @@
           </w:tcPr>
           <w:p>
             <w:pPr>
+              <w:keepNext/>
               <w:jc w:val="center"/>
               <w:rPr>
                 <w:sz w:val="24"/>
@@ -6911,6 +7045,7 @@
           </w:tcPr>
           <w:p>
             <w:pPr>
+              <w:keepNext/>
               <w:jc w:val="center"/>
               <w:rPr>
                 <w:sz w:val="24"/>
@@ -6941,6 +7076,7 @@
           </w:tcPr>
           <w:p>
             <w:pPr>
+              <w:keepNext/>
               <w:jc w:val="center"/>
               <w:rPr>
                 <w:sz w:val="24"/>
@@ -6961,6 +7097,7 @@
       </w:tr>
       <w:tr>
         <w:trPr>
+          <w:cantSplit/>
           <w:jc w:val="center"/>
         </w:trPr>
         <w:tc>
@@ -7032,7 +7169,7 @@
           </w:tcPr>
           <w:p>
             <w:pPr>
-              <w:jc w:val="both"/>
+              <w:jc w:val="left"/>
               <w:rPr>
                 <w:sz w:val="24"/>
                 <w:szCs w:val="24"/>
@@ -7061,7 +7198,7 @@
           </w:tcPr>
           <w:p>
             <w:pPr>
-              <w:jc w:val="both"/>
+              <w:jc w:val="left"/>
               <w:rPr>
                 <w:sz w:val="24"/>
                 <w:szCs w:val="24"/>
@@ -7090,7 +7227,7 @@
           </w:tcPr>
           <w:p>
             <w:pPr>
-              <w:jc w:val="both"/>
+              <w:jc w:val="left"/>
               <w:rPr>
                 <w:sz w:val="24"/>
                 <w:szCs w:val="24"/>
@@ -7109,6 +7246,7 @@
       </w:tr>
       <w:tr>
         <w:trPr>
+          <w:cantSplit/>
           <w:jc w:val="center"/>
         </w:trPr>
         <w:tc>
@@ -7180,7 +7318,7 @@
           </w:tcPr>
           <w:p>
             <w:pPr>
-              <w:jc w:val="both"/>
+              <w:jc w:val="left"/>
               <w:rPr>
                 <w:sz w:val="24"/>
                 <w:szCs w:val="24"/>
@@ -7209,7 +7347,7 @@
           </w:tcPr>
           <w:p>
             <w:pPr>
-              <w:jc w:val="both"/>
+              <w:jc w:val="left"/>
               <w:rPr>
                 <w:sz w:val="24"/>
                 <w:szCs w:val="24"/>
@@ -7238,7 +7376,7 @@
           </w:tcPr>
           <w:p>
             <w:pPr>
-              <w:jc w:val="both"/>
+              <w:jc w:val="left"/>
               <w:rPr>
                 <w:sz w:val="24"/>
                 <w:szCs w:val="24"/>
@@ -7257,6 +7395,7 @@
       </w:tr>
       <w:tr>
         <w:trPr>
+          <w:cantSplit/>
           <w:jc w:val="center"/>
         </w:trPr>
         <w:tc>
@@ -7328,7 +7467,7 @@
           </w:tcPr>
           <w:p>
             <w:pPr>
-              <w:jc w:val="both"/>
+              <w:jc w:val="left"/>
               <w:rPr>
                 <w:sz w:val="24"/>
                 <w:szCs w:val="24"/>
@@ -7357,7 +7496,7 @@
           </w:tcPr>
           <w:p>
             <w:pPr>
-              <w:jc w:val="both"/>
+              <w:jc w:val="left"/>
               <w:rPr>
                 <w:sz w:val="24"/>
                 <w:szCs w:val="24"/>
@@ -7386,7 +7525,7 @@
           </w:tcPr>
           <w:p>
             <w:pPr>
-              <w:jc w:val="both"/>
+              <w:jc w:val="left"/>
               <w:rPr>
                 <w:sz w:val="24"/>
                 <w:szCs w:val="24"/>
@@ -7405,6 +7544,7 @@
       </w:tr>
       <w:tr>
         <w:trPr>
+          <w:cantSplit/>
           <w:jc w:val="center"/>
         </w:trPr>
         <w:tc>
@@ -7476,7 +7616,7 @@
           </w:tcPr>
           <w:p>
             <w:pPr>
-              <w:jc w:val="both"/>
+              <w:jc w:val="left"/>
               <w:rPr>
                 <w:sz w:val="24"/>
                 <w:szCs w:val="24"/>
@@ -7505,7 +7645,7 @@
           </w:tcPr>
           <w:p>
             <w:pPr>
-              <w:jc w:val="both"/>
+              <w:jc w:val="left"/>
               <w:rPr>
                 <w:sz w:val="24"/>
                 <w:szCs w:val="24"/>
@@ -7534,7 +7674,7 @@
           </w:tcPr>
           <w:p>
             <w:pPr>
-              <w:jc w:val="both"/>
+              <w:jc w:val="left"/>
               <w:rPr>
                 <w:sz w:val="24"/>
                 <w:szCs w:val="24"/>
@@ -7553,6 +7693,7 @@
       </w:tr>
       <w:tr>
         <w:trPr>
+          <w:cantSplit/>
           <w:jc w:val="center"/>
         </w:trPr>
         <w:tc>
@@ -7624,7 +7765,7 @@
           </w:tcPr>
           <w:p>
             <w:pPr>
-              <w:jc w:val="both"/>
+              <w:jc w:val="left"/>
               <w:rPr>
                 <w:sz w:val="24"/>
                 <w:szCs w:val="24"/>
@@ -7653,7 +7794,7 @@
           </w:tcPr>
           <w:p>
             <w:pPr>
-              <w:jc w:val="both"/>
+              <w:jc w:val="left"/>
               <w:rPr>
                 <w:sz w:val="24"/>
                 <w:szCs w:val="24"/>
@@ -7682,7 +7823,7 @@
           </w:tcPr>
           <w:p>
             <w:pPr>
-              <w:jc w:val="both"/>
+              <w:jc w:val="left"/>
               <w:rPr>
                 <w:sz w:val="24"/>
                 <w:szCs w:val="24"/>
@@ -7701,6 +7842,7 @@
       </w:tr>
       <w:tr>
         <w:trPr>
+          <w:cantSplit/>
           <w:jc w:val="center"/>
         </w:trPr>
         <w:tc>
@@ -7772,7 +7914,7 @@
           </w:tcPr>
           <w:p>
             <w:pPr>
-              <w:jc w:val="both"/>
+              <w:jc w:val="left"/>
               <w:rPr>
                 <w:sz w:val="24"/>
                 <w:szCs w:val="24"/>
@@ -7801,7 +7943,7 @@
           </w:tcPr>
           <w:p>
             <w:pPr>
-              <w:jc w:val="both"/>
+              <w:jc w:val="left"/>
               <w:rPr>
                 <w:sz w:val="24"/>
                 <w:szCs w:val="24"/>
@@ -7830,7 +7972,7 @@
           </w:tcPr>
           <w:p>
             <w:pPr>
-              <w:jc w:val="both"/>
+              <w:jc w:val="left"/>
               <w:rPr>
                 <w:sz w:val="24"/>
                 <w:szCs w:val="24"/>
@@ -7849,6 +7991,7 @@
       </w:tr>
       <w:tr>
         <w:trPr>
+          <w:cantSplit/>
           <w:jc w:val="center"/>
         </w:trPr>
         <w:tc>
@@ -7920,7 +8063,7 @@
           </w:tcPr>
           <w:p>
             <w:pPr>
-              <w:jc w:val="both"/>
+              <w:jc w:val="left"/>
               <w:rPr>
                 <w:sz w:val="24"/>
                 <w:szCs w:val="24"/>
@@ -7949,7 +8092,7 @@
           </w:tcPr>
           <w:p>
             <w:pPr>
-              <w:jc w:val="both"/>
+              <w:jc w:val="left"/>
               <w:rPr>
                 <w:sz w:val="24"/>
                 <w:szCs w:val="24"/>
@@ -7978,7 +8121,7 @@
           </w:tcPr>
           <w:p>
             <w:pPr>
-              <w:jc w:val="both"/>
+              <w:jc w:val="left"/>
               <w:rPr>
                 <w:sz w:val="24"/>
                 <w:szCs w:val="24"/>
@@ -7997,6 +8140,7 @@
       </w:tr>
       <w:tr>
         <w:trPr>
+          <w:cantSplit/>
           <w:jc w:val="center"/>
         </w:trPr>
         <w:tc>
@@ -8023,7 +8167,7 @@
                 <w:sz w:val="24"/>
                 <w:szCs w:val="24"/>
               </w:rPr>
-              <w:t>Project Coordinator (opsional bila volume proyek tinggi)</w:t>
+              <w:t>Project Coordinator (opsional jika volume proyek tinggi)</w:t>
             </w:r>
           </w:p>
         </w:tc>
@@ -8068,7 +8212,7 @@
           </w:tcPr>
           <w:p>
             <w:pPr>
-              <w:jc w:val="both"/>
+              <w:jc w:val="left"/>
               <w:rPr>
                 <w:sz w:val="24"/>
                 <w:szCs w:val="24"/>
@@ -8097,7 +8241,7 @@
           </w:tcPr>
           <w:p>
             <w:pPr>
-              <w:jc w:val="both"/>
+              <w:jc w:val="left"/>
               <w:rPr>
                 <w:sz w:val="24"/>
                 <w:szCs w:val="24"/>
@@ -8126,7 +8270,7 @@
           </w:tcPr>
           <w:p>
             <w:pPr>
-              <w:jc w:val="both"/>
+              <w:jc w:val="left"/>
               <w:rPr>
                 <w:sz w:val="24"/>
                 <w:szCs w:val="24"/>
@@ -8207,6 +8351,7 @@
     </w:p>
     <w:p>
       <w:pPr>
+        <w:keepNext/>
         <w:pBdr>
           <w:top w:val="nil"/>
           <w:left w:val="nil"/>
@@ -8226,7 +8371,7 @@
           <w:sz w:val="24"/>
           <w:szCs w:val="24"/>
         </w:rPr>
-        <w:t xml:space="preserve">Matriks ini memasangkan peran yang dipakai dokumen SOP dengan jabatan pemegangnya. Tanggung jawab lengkap tiap jabatan ada di SNX-HR-JA-01 dan POL-OPS-001; kolom Dasar menunjuk dokumen asalnya.</w:t>
+        <w:t xml:space="preserve">Matriks ini memasangkan peran di dokumen SOP dengan jabatan pemegangnya. Tanggung jawab lengkap tiap jabatan tercantum di SNX-HR-JA-01 dan POL-OPS-001; kolom Dasar menyebut dokumen asalnya.</w:t>
       </w:r>
     </w:p>
     <w:tbl>
@@ -8246,6 +8391,8 @@
       </w:tblGrid>
       <w:tr>
         <w:trPr>
+          <w:cantSplit/>
+          <w:tblHeader/>
           <w:jc w:val="center"/>
         </w:trPr>
         <w:tc>
@@ -8261,6 +8408,7 @@
           </w:tcPr>
           <w:p>
             <w:pPr>
+              <w:keepNext/>
               <w:jc w:val="center"/>
               <w:rPr>
                 <w:sz w:val="24"/>
@@ -8291,6 +8439,7 @@
           </w:tcPr>
           <w:p>
             <w:pPr>
+              <w:keepNext/>
               <w:jc w:val="center"/>
               <w:rPr>
                 <w:sz w:val="24"/>
@@ -8321,6 +8470,7 @@
           </w:tcPr>
           <w:p>
             <w:pPr>
+              <w:keepNext/>
               <w:jc w:val="center"/>
               <w:rPr>
                 <w:sz w:val="24"/>
@@ -8351,6 +8501,7 @@
           </w:tcPr>
           <w:p>
             <w:pPr>
+              <w:keepNext/>
               <w:jc w:val="center"/>
               <w:rPr>
                 <w:sz w:val="24"/>
@@ -8371,6 +8522,7 @@
       </w:tr>
       <w:tr>
         <w:trPr>
+          <w:cantSplit/>
           <w:jc w:val="center"/>
         </w:trPr>
         <w:tc>
@@ -8442,7 +8594,7 @@
           </w:tcPr>
           <w:p>
             <w:pPr>
-              <w:jc w:val="both"/>
+              <w:jc w:val="left"/>
               <w:rPr>
                 <w:sz w:val="24"/>
                 <w:szCs w:val="24"/>
@@ -8471,7 +8623,7 @@
           </w:tcPr>
           <w:p>
             <w:pPr>
-              <w:jc w:val="both"/>
+              <w:jc w:val="left"/>
               <w:rPr>
                 <w:sz w:val="24"/>
                 <w:szCs w:val="24"/>
@@ -8490,6 +8642,7 @@
       </w:tr>
       <w:tr>
         <w:trPr>
+          <w:cantSplit/>
           <w:jc w:val="center"/>
         </w:trPr>
         <w:tc>
@@ -8561,7 +8714,7 @@
           </w:tcPr>
           <w:p>
             <w:pPr>
-              <w:jc w:val="both"/>
+              <w:jc w:val="left"/>
               <w:rPr>
                 <w:sz w:val="24"/>
                 <w:szCs w:val="24"/>
@@ -8590,7 +8743,7 @@
           </w:tcPr>
           <w:p>
             <w:pPr>
-              <w:jc w:val="both"/>
+              <w:jc w:val="left"/>
               <w:rPr>
                 <w:sz w:val="24"/>
                 <w:szCs w:val="24"/>
@@ -8609,6 +8762,7 @@
       </w:tr>
       <w:tr>
         <w:trPr>
+          <w:cantSplit/>
           <w:jc w:val="center"/>
         </w:trPr>
         <w:tc>
@@ -8635,7 +8789,7 @@
                 <w:sz w:val="24"/>
                 <w:szCs w:val="24"/>
               </w:rPr>
-              <w:t>Penetap kebijakan mutu, sasaran mutu, dan sumber daya; pemimpin tinjauan manajemen</w:t>
+              <w:t>Penetap kebijakan mutu, sasaran mutu, dan sumber daya; pemimpin Management Review</w:t>
             </w:r>
           </w:p>
         </w:tc>
@@ -8680,7 +8834,7 @@
           </w:tcPr>
           <w:p>
             <w:pPr>
-              <w:jc w:val="both"/>
+              <w:jc w:val="left"/>
               <w:rPr>
                 <w:sz w:val="24"/>
                 <w:szCs w:val="24"/>
@@ -8709,7 +8863,7 @@
           </w:tcPr>
           <w:p>
             <w:pPr>
-              <w:jc w:val="both"/>
+              <w:jc w:val="left"/>
               <w:rPr>
                 <w:sz w:val="24"/>
                 <w:szCs w:val="24"/>
@@ -8728,6 +8882,7 @@
       </w:tr>
       <w:tr>
         <w:trPr>
+          <w:cantSplit/>
           <w:jc w:val="center"/>
         </w:trPr>
         <w:tc>
@@ -8799,7 +8954,7 @@
           </w:tcPr>
           <w:p>
             <w:pPr>
-              <w:jc w:val="both"/>
+              <w:jc w:val="left"/>
               <w:rPr>
                 <w:sz w:val="24"/>
                 <w:szCs w:val="24"/>
@@ -8828,7 +8983,7 @@
           </w:tcPr>
           <w:p>
             <w:pPr>
-              <w:jc w:val="both"/>
+              <w:jc w:val="left"/>
               <w:rPr>
                 <w:sz w:val="24"/>
                 <w:szCs w:val="24"/>
@@ -8847,6 +9002,7 @@
       </w:tr>
       <w:tr>
         <w:trPr>
+          <w:cantSplit/>
           <w:jc w:val="center"/>
         </w:trPr>
         <w:tc>
@@ -8918,7 +9074,7 @@
           </w:tcPr>
           <w:p>
             <w:pPr>
-              <w:jc w:val="both"/>
+              <w:jc w:val="left"/>
               <w:rPr>
                 <w:sz w:val="24"/>
                 <w:szCs w:val="24"/>
@@ -8947,7 +9103,7 @@
           </w:tcPr>
           <w:p>
             <w:pPr>
-              <w:jc w:val="both"/>
+              <w:jc w:val="left"/>
               <w:rPr>
                 <w:sz w:val="24"/>
                 <w:szCs w:val="24"/>
@@ -8966,6 +9122,7 @@
       </w:tr>
       <w:tr>
         <w:trPr>
+          <w:cantSplit/>
           <w:jc w:val="center"/>
         </w:trPr>
         <w:tc>
@@ -9037,7 +9194,7 @@
           </w:tcPr>
           <w:p>
             <w:pPr>
-              <w:jc w:val="both"/>
+              <w:jc w:val="left"/>
               <w:rPr>
                 <w:sz w:val="24"/>
                 <w:szCs w:val="24"/>
@@ -9066,7 +9223,7 @@
           </w:tcPr>
           <w:p>
             <w:pPr>
-              <w:jc w:val="both"/>
+              <w:jc w:val="left"/>
               <w:rPr>
                 <w:sz w:val="24"/>
                 <w:szCs w:val="24"/>
@@ -9085,6 +9242,7 @@
       </w:tr>
       <w:tr>
         <w:trPr>
+          <w:cantSplit/>
           <w:jc w:val="center"/>
         </w:trPr>
         <w:tc>
@@ -9156,7 +9314,7 @@
           </w:tcPr>
           <w:p>
             <w:pPr>
-              <w:jc w:val="both"/>
+              <w:jc w:val="left"/>
               <w:rPr>
                 <w:sz w:val="24"/>
                 <w:szCs w:val="24"/>
@@ -9185,7 +9343,7 @@
           </w:tcPr>
           <w:p>
             <w:pPr>
-              <w:jc w:val="both"/>
+              <w:jc w:val="left"/>
               <w:rPr>
                 <w:sz w:val="24"/>
                 <w:szCs w:val="24"/>
@@ -9204,6 +9362,7 @@
       </w:tr>
       <w:tr>
         <w:trPr>
+          <w:cantSplit/>
           <w:jc w:val="center"/>
         </w:trPr>
         <w:tc>
@@ -9275,7 +9434,7 @@
           </w:tcPr>
           <w:p>
             <w:pPr>
-              <w:jc w:val="both"/>
+              <w:jc w:val="left"/>
               <w:rPr>
                 <w:sz w:val="24"/>
                 <w:szCs w:val="24"/>
@@ -9304,7 +9463,7 @@
           </w:tcPr>
           <w:p>
             <w:pPr>
-              <w:jc w:val="both"/>
+              <w:jc w:val="left"/>
               <w:rPr>
                 <w:sz w:val="24"/>
                 <w:szCs w:val="24"/>
@@ -9323,6 +9482,7 @@
       </w:tr>
       <w:tr>
         <w:trPr>
+          <w:cantSplit/>
           <w:jc w:val="center"/>
         </w:trPr>
         <w:tc>
@@ -9394,7 +9554,7 @@
           </w:tcPr>
           <w:p>
             <w:pPr>
-              <w:jc w:val="both"/>
+              <w:jc w:val="left"/>
               <w:rPr>
                 <w:sz w:val="24"/>
                 <w:szCs w:val="24"/>
@@ -9423,7 +9583,7 @@
           </w:tcPr>
           <w:p>
             <w:pPr>
-              <w:jc w:val="both"/>
+              <w:jc w:val="left"/>
               <w:rPr>
                 <w:sz w:val="24"/>
                 <w:szCs w:val="24"/>
@@ -9442,6 +9602,7 @@
       </w:tr>
       <w:tr>
         <w:trPr>
+          <w:cantSplit/>
           <w:jc w:val="center"/>
         </w:trPr>
         <w:tc>
@@ -9513,7 +9674,7 @@
           </w:tcPr>
           <w:p>
             <w:pPr>
-              <w:jc w:val="both"/>
+              <w:jc w:val="left"/>
               <w:rPr>
                 <w:sz w:val="24"/>
                 <w:szCs w:val="24"/>
@@ -9542,7 +9703,7 @@
           </w:tcPr>
           <w:p>
             <w:pPr>
-              <w:jc w:val="both"/>
+              <w:jc w:val="left"/>
               <w:rPr>
                 <w:sz w:val="24"/>
                 <w:szCs w:val="24"/>
@@ -9561,6 +9722,7 @@
       </w:tr>
       <w:tr>
         <w:trPr>
+          <w:cantSplit/>
           <w:jc w:val="center"/>
         </w:trPr>
         <w:tc>
@@ -9632,7 +9794,7 @@
           </w:tcPr>
           <w:p>
             <w:pPr>
-              <w:jc w:val="both"/>
+              <w:jc w:val="left"/>
               <w:rPr>
                 <w:sz w:val="24"/>
                 <w:szCs w:val="24"/>
@@ -9661,7 +9823,7 @@
           </w:tcPr>
           <w:p>
             <w:pPr>
-              <w:jc w:val="both"/>
+              <w:jc w:val="left"/>
               <w:rPr>
                 <w:sz w:val="24"/>
                 <w:szCs w:val="24"/>
@@ -9680,6 +9842,7 @@
       </w:tr>
       <w:tr>
         <w:trPr>
+          <w:cantSplit/>
           <w:jc w:val="center"/>
         </w:trPr>
         <w:tc>
@@ -9751,7 +9914,7 @@
           </w:tcPr>
           <w:p>
             <w:pPr>
-              <w:jc w:val="both"/>
+              <w:jc w:val="left"/>
               <w:rPr>
                 <w:sz w:val="24"/>
                 <w:szCs w:val="24"/>
@@ -9780,7 +9943,7 @@
           </w:tcPr>
           <w:p>
             <w:pPr>
-              <w:jc w:val="both"/>
+              <w:jc w:val="left"/>
               <w:rPr>
                 <w:sz w:val="24"/>
                 <w:szCs w:val="24"/>
@@ -9799,6 +9962,7 @@
       </w:tr>
       <w:tr>
         <w:trPr>
+          <w:cantSplit/>
           <w:jc w:val="center"/>
         </w:trPr>
         <w:tc>
@@ -9870,7 +10034,7 @@
           </w:tcPr>
           <w:p>
             <w:pPr>
-              <w:jc w:val="both"/>
+              <w:jc w:val="left"/>
               <w:rPr>
                 <w:sz w:val="24"/>
                 <w:szCs w:val="24"/>
@@ -9899,7 +10063,7 @@
           </w:tcPr>
           <w:p>
             <w:pPr>
-              <w:jc w:val="both"/>
+              <w:jc w:val="left"/>
               <w:rPr>
                 <w:sz w:val="24"/>
                 <w:szCs w:val="24"/>
@@ -9918,6 +10082,7 @@
       </w:tr>
       <w:tr>
         <w:trPr>
+          <w:cantSplit/>
           <w:jc w:val="center"/>
         </w:trPr>
         <w:tc>
@@ -9989,7 +10154,7 @@
           </w:tcPr>
           <w:p>
             <w:pPr>
-              <w:jc w:val="both"/>
+              <w:jc w:val="left"/>
               <w:rPr>
                 <w:sz w:val="24"/>
                 <w:szCs w:val="24"/>
@@ -10018,7 +10183,7 @@
           </w:tcPr>
           <w:p>
             <w:pPr>
-              <w:jc w:val="both"/>
+              <w:jc w:val="left"/>
               <w:rPr>
                 <w:sz w:val="24"/>
                 <w:szCs w:val="24"/>
@@ -10081,7 +10246,7 @@
           <w:sz w:val="24"/>
           <w:szCs w:val="24"/>
         </w:rPr>
-        <w:t xml:space="preserve">Batas wewenang semua jabatan: keputusan keuangan, legal, perubahan kontrak, pengangkatan atau pemutusan hubungan kerja, dan perubahan sistem produksi tetap mengikuti delegasi dan persetujuan tertulis yang berlaku.</w:t>
+        <w:t xml:space="preserve">Untuk semua jabatan, keputusan keuangan, legal, perubahan kontrak, pengangkatan atau pemutusan hubungan kerja, serta perubahan sistem produksi tetap mengikuti delegasi dan persetujuan tertulis yang berlaku.</w:t>
       </w:r>
     </w:p>
     <w:p>
@@ -10099,6 +10264,7 @@
     </w:p>
     <w:p>
       <w:pPr>
+        <w:keepNext/>
         <w:pBdr>
           <w:top w:val="nil"/>
           <w:left w:val="nil"/>
@@ -10137,6 +10303,8 @@
       </w:tblGrid>
       <w:tr>
         <w:trPr>
+          <w:cantSplit/>
+          <w:tblHeader/>
           <w:jc w:val="center"/>
         </w:trPr>
         <w:tc>
@@ -10152,6 +10320,7 @@
           </w:tcPr>
           <w:p>
             <w:pPr>
+              <w:keepNext/>
               <w:jc w:val="center"/>
               <w:rPr>
                 <w:sz w:val="24"/>
@@ -10182,6 +10351,7 @@
           </w:tcPr>
           <w:p>
             <w:pPr>
+              <w:keepNext/>
               <w:jc w:val="center"/>
               <w:rPr>
                 <w:sz w:val="24"/>
@@ -10212,6 +10382,7 @@
           </w:tcPr>
           <w:p>
             <w:pPr>
+              <w:keepNext/>
               <w:jc w:val="center"/>
               <w:rPr>
                 <w:sz w:val="24"/>
@@ -10232,6 +10403,7 @@
       </w:tr>
       <w:tr>
         <w:trPr>
+          <w:cantSplit/>
           <w:jc w:val="center"/>
         </w:trPr>
         <w:tc>
@@ -10303,25 +10475,26 @@
           </w:tcPr>
           <w:p>
             <w:pPr>
-              <w:jc w:val="both"/>
-              <w:rPr>
-                <w:sz w:val="24"/>
-                <w:szCs w:val="24"/>
-              </w:rPr>
-            </w:pPr>
-            <w:r>
-              <w:rPr>
-                <w:b w:val="0"/>
-                <w:sz w:val="24"/>
-                <w:szCs w:val="24"/>
-              </w:rPr>
-              <w:t>Sudah diputus: JA-03 dan JA-04 masing-masing melapor ke Direktur (JA-02) dan ke Direktur Utama (JA-01), dua garis tegas. Job Analysis hanya menulis atasan langsung Direktur untuk keduanya.</w:t>
+              <w:jc w:val="left"/>
+              <w:rPr>
+                <w:sz w:val="24"/>
+                <w:szCs w:val="24"/>
+              </w:rPr>
+            </w:pPr>
+            <w:r>
+              <w:rPr>
+                <w:b w:val="0"/>
+                <w:sz w:val="24"/>
+                <w:szCs w:val="24"/>
+              </w:rPr>
+              <w:t>Sudah diputus: JA-03 dan JA-04 masing-masing melapor ke Direktur (JA-02) dan ke Direktur Utama (JA-01) dengan dua garis tegas. Job Analysis hanya menulis Direktur sebagai atasan langsung keduanya.</w:t>
             </w:r>
           </w:p>
         </w:tc>
       </w:tr>
       <w:tr>
         <w:trPr>
+          <w:cantSplit/>
           <w:jc w:val="center"/>
         </w:trPr>
         <w:tc>
@@ -10393,7 +10566,7 @@
           </w:tcPr>
           <w:p>
             <w:pPr>
-              <w:jc w:val="both"/>
+              <w:jc w:val="left"/>
               <w:rPr>
                 <w:sz w:val="24"/>
                 <w:szCs w:val="24"/>
@@ -10412,6 +10585,7 @@
       </w:tr>
       <w:tr>
         <w:trPr>
+          <w:cantSplit/>
           <w:jc w:val="center"/>
         </w:trPr>
         <w:tc>
@@ -10483,7 +10657,7 @@
           </w:tcPr>
           <w:p>
             <w:pPr>
-              <w:jc w:val="both"/>
+              <w:jc w:val="left"/>
               <w:rPr>
                 <w:sz w:val="24"/>
                 <w:szCs w:val="24"/>
@@ -10502,6 +10676,7 @@
       </w:tr>
       <w:tr>
         <w:trPr>
+          <w:cantSplit/>
           <w:jc w:val="center"/>
         </w:trPr>
         <w:tc>
@@ -10573,7 +10748,7 @@
           </w:tcPr>
           <w:p>
             <w:pPr>
-              <w:jc w:val="both"/>
+              <w:jc w:val="left"/>
               <w:rPr>
                 <w:sz w:val="24"/>
                 <w:szCs w:val="24"/>
@@ -10592,6 +10767,7 @@
       </w:tr>
       <w:tr>
         <w:trPr>
+          <w:cantSplit/>
           <w:jc w:val="center"/>
         </w:trPr>
         <w:tc>
@@ -10663,7 +10839,7 @@
           </w:tcPr>
           <w:p>
             <w:pPr>
-              <w:jc w:val="both"/>
+              <w:jc w:val="left"/>
               <w:rPr>
                 <w:sz w:val="24"/>
                 <w:szCs w:val="24"/>
@@ -10682,6 +10858,7 @@
       </w:tr>
       <w:tr>
         <w:trPr>
+          <w:cantSplit/>
           <w:jc w:val="center"/>
         </w:trPr>
         <w:tc>
@@ -10753,7 +10930,7 @@
           </w:tcPr>
           <w:p>
             <w:pPr>
-              <w:jc w:val="both"/>
+              <w:jc w:val="left"/>
               <w:rPr>
                 <w:sz w:val="24"/>
                 <w:szCs w:val="24"/>
@@ -10772,6 +10949,7 @@
       </w:tr>
       <w:tr>
         <w:trPr>
+          <w:cantSplit/>
           <w:jc w:val="center"/>
         </w:trPr>
         <w:tc>
@@ -10843,7 +11021,7 @@
           </w:tcPr>
           <w:p>
             <w:pPr>
-              <w:jc w:val="both"/>
+              <w:jc w:val="left"/>
               <w:rPr>
                 <w:sz w:val="24"/>
                 <w:szCs w:val="24"/>
@@ -10862,6 +11040,7 @@
       </w:tr>
       <w:tr>
         <w:trPr>
+          <w:cantSplit/>
           <w:jc w:val="center"/>
         </w:trPr>
         <w:tc>
@@ -10933,7 +11112,7 @@
           </w:tcPr>
           <w:p>
             <w:pPr>
-              <w:jc w:val="both"/>
+              <w:jc w:val="left"/>
               <w:rPr>
                 <w:sz w:val="24"/>
                 <w:szCs w:val="24"/>
@@ -10952,6 +11131,7 @@
       </w:tr>
       <w:tr>
         <w:trPr>
+          <w:cantSplit/>
           <w:jc w:val="center"/>
         </w:trPr>
         <w:tc>
@@ -11023,7 +11203,7 @@
           </w:tcPr>
           <w:p>
             <w:pPr>
-              <w:jc w:val="both"/>
+              <w:jc w:val="left"/>
               <w:rPr>
                 <w:sz w:val="24"/>
                 <w:szCs w:val="24"/>
@@ -11042,6 +11222,7 @@
       </w:tr>
       <w:tr>
         <w:trPr>
+          <w:cantSplit/>
           <w:jc w:val="center"/>
         </w:trPr>
         <w:tc>
@@ -11113,7 +11294,7 @@
           </w:tcPr>
           <w:p>
             <w:pPr>
-              <w:jc w:val="both"/>
+              <w:jc w:val="left"/>
               <w:rPr>
                 <w:sz w:val="24"/>
                 <w:szCs w:val="24"/>
@@ -11132,6 +11313,7 @@
       </w:tr>
       <w:tr>
         <w:trPr>
+          <w:cantSplit/>
           <w:jc w:val="center"/>
         </w:trPr>
         <w:tc>
@@ -11203,7 +11385,7 @@
           </w:tcPr>
           <w:p>
             <w:pPr>
-              <w:jc w:val="both"/>
+              <w:jc w:val="left"/>
               <w:rPr>
                 <w:sz w:val="24"/>
                 <w:szCs w:val="24"/>
@@ -11222,6 +11404,7 @@
       </w:tr>
       <w:tr>
         <w:trPr>
+          <w:cantSplit/>
           <w:jc w:val="center"/>
         </w:trPr>
         <w:tc>
@@ -11293,7 +11476,7 @@
           </w:tcPr>
           <w:p>
             <w:pPr>
-              <w:jc w:val="both"/>
+              <w:jc w:val="left"/>
               <w:rPr>
                 <w:sz w:val="24"/>
                 <w:szCs w:val="24"/>
@@ -11312,6 +11495,7 @@
       </w:tr>
       <w:tr>
         <w:trPr>
+          <w:cantSplit/>
           <w:jc w:val="center"/>
         </w:trPr>
         <w:tc>
@@ -11383,7 +11567,7 @@
           </w:tcPr>
           <w:p>
             <w:pPr>
-              <w:jc w:val="both"/>
+              <w:jc w:val="left"/>
               <w:rPr>
                 <w:sz w:val="24"/>
                 <w:szCs w:val="24"/>
@@ -11402,6 +11586,7 @@
       </w:tr>
       <w:tr>
         <w:trPr>
+          <w:cantSplit/>
           <w:jc w:val="center"/>
         </w:trPr>
         <w:tc>
@@ -11473,7 +11658,7 @@
           </w:tcPr>
           <w:p>
             <w:pPr>
-              <w:jc w:val="both"/>
+              <w:jc w:val="left"/>
               <w:rPr>
                 <w:sz w:val="24"/>
                 <w:szCs w:val="24"/>
@@ -11530,6 +11715,7 @@
     </w:p>
     <w:p>
       <w:pPr>
+        <w:keepNext/>
         <w:pBdr>
           <w:top w:val="nil"/>
           <w:left w:val="nil"/>
@@ -11549,7 +11735,7 @@
           <w:sz w:val="24"/>
           <w:szCs w:val="24"/>
         </w:rPr>
-        <w:t xml:space="preserve">Daftar klausul berikut berstatus (USULAN, perlu konfirmasi konsultan).</w:t>
+        <w:t xml:space="preserve">Daftar klausul berikut masih perlu dikonfirmasi konsultan (USULAN).</w:t>
       </w:r>
     </w:p>
     <w:tbl>
@@ -11568,6 +11754,8 @@
       </w:tblGrid>
       <w:tr>
         <w:trPr>
+          <w:cantSplit/>
+          <w:tblHeader/>
           <w:jc w:val="center"/>
         </w:trPr>
         <w:tc>
@@ -11583,6 +11771,7 @@
           </w:tcPr>
           <w:p>
             <w:pPr>
+              <w:keepNext/>
               <w:jc w:val="center"/>
               <w:rPr>
                 <w:sz w:val="24"/>
@@ -11613,6 +11802,7 @@
           </w:tcPr>
           <w:p>
             <w:pPr>
+              <w:keepNext/>
               <w:jc w:val="center"/>
               <w:rPr>
                 <w:sz w:val="24"/>
@@ -11643,6 +11833,7 @@
           </w:tcPr>
           <w:p>
             <w:pPr>
+              <w:keepNext/>
               <w:jc w:val="center"/>
               <w:rPr>
                 <w:sz w:val="24"/>
@@ -11663,6 +11854,7 @@
       </w:tr>
       <w:tr>
         <w:trPr>
+          <w:cantSplit/>
           <w:jc w:val="center"/>
         </w:trPr>
         <w:tc>
@@ -11734,7 +11926,7 @@
           </w:tcPr>
           <w:p>
             <w:pPr>
-              <w:jc w:val="both"/>
+              <w:jc w:val="left"/>
               <w:rPr>
                 <w:sz w:val="24"/>
                 <w:szCs w:val="24"/>
@@ -11753,6 +11945,7 @@
       </w:tr>
       <w:tr>
         <w:trPr>
+          <w:cantSplit/>
           <w:jc w:val="center"/>
         </w:trPr>
         <w:tc>
@@ -11824,7 +12017,7 @@
           </w:tcPr>
           <w:p>
             <w:pPr>
-              <w:jc w:val="both"/>
+              <w:jc w:val="left"/>
               <w:rPr>
                 <w:sz w:val="24"/>
                 <w:szCs w:val="24"/>
@@ -11843,6 +12036,7 @@
       </w:tr>
       <w:tr>
         <w:trPr>
+          <w:cantSplit/>
           <w:jc w:val="center"/>
         </w:trPr>
         <w:tc>
@@ -11914,7 +12108,7 @@
           </w:tcPr>
           <w:p>
             <w:pPr>
-              <w:jc w:val="both"/>
+              <w:jc w:val="left"/>
               <w:rPr>
                 <w:sz w:val="24"/>
                 <w:szCs w:val="24"/>
@@ -11933,6 +12127,7 @@
       </w:tr>
       <w:tr>
         <w:trPr>
+          <w:cantSplit/>
           <w:jc w:val="center"/>
         </w:trPr>
         <w:tc>
@@ -12004,7 +12199,7 @@
           </w:tcPr>
           <w:p>
             <w:pPr>
-              <w:jc w:val="both"/>
+              <w:jc w:val="left"/>
               <w:rPr>
                 <w:sz w:val="24"/>
                 <w:szCs w:val="24"/>
@@ -12049,6 +12244,7 @@
     <w:p>
       <w:pPr>
         <w:pStyle w:val="Heading1"/>
+        <w:keepNext/>
         <w:numPr>
           <w:ilvl w:val="0"/>
           <w:numId w:val="7"/>
@@ -12074,6 +12270,8 @@
       </w:tblGrid>
       <w:tr>
         <w:trPr>
+          <w:cantSplit/>
+          <w:tblHeader/>
           <w:jc w:val="center"/>
         </w:trPr>
         <w:tc>
@@ -12089,6 +12287,7 @@
           </w:tcPr>
           <w:p>
             <w:pPr>
+              <w:keepNext/>
               <w:jc w:val="center"/>
               <w:rPr>
                 <w:sz w:val="24"/>
@@ -12119,6 +12318,7 @@
           </w:tcPr>
           <w:p>
             <w:pPr>
+              <w:keepNext/>
               <w:jc w:val="center"/>
               <w:rPr>
                 <w:sz w:val="24"/>
@@ -12139,6 +12339,7 @@
       </w:tr>
       <w:tr>
         <w:trPr>
+          <w:cantSplit/>
           <w:jc w:val="center"/>
         </w:trPr>
         <w:tc>
@@ -12200,6 +12401,7 @@
       </w:tr>
       <w:tr>
         <w:trPr>
+          <w:cantSplit/>
           <w:jc w:val="center"/>
         </w:trPr>
         <w:tc>
@@ -12261,6 +12463,7 @@
       </w:tr>
       <w:tr>
         <w:trPr>
+          <w:cantSplit/>
           <w:jc w:val="center"/>
         </w:trPr>
         <w:tc>
@@ -12322,6 +12525,7 @@
       </w:tr>
       <w:tr>
         <w:trPr>
+          <w:cantSplit/>
           <w:jc w:val="center"/>
         </w:trPr>
         <w:tc>
@@ -12383,6 +12587,7 @@
       </w:tr>
       <w:tr>
         <w:trPr>
+          <w:cantSplit/>
           <w:jc w:val="center"/>
         </w:trPr>
         <w:tc>
@@ -12444,6 +12649,7 @@
       </w:tr>
       <w:tr>
         <w:trPr>
+          <w:cantSplit/>
           <w:jc w:val="center"/>
         </w:trPr>
         <w:tc>
@@ -12505,6 +12711,7 @@
       </w:tr>
       <w:tr>
         <w:trPr>
+          <w:cantSplit/>
           <w:jc w:val="center"/>
         </w:trPr>
         <w:tc>
@@ -12566,6 +12773,7 @@
       </w:tr>
       <w:tr>
         <w:trPr>
+          <w:cantSplit/>
           <w:jc w:val="center"/>
         </w:trPr>
         <w:tc>
@@ -12684,7 +12892,7 @@
           <w:sz w:val="24"/>
           <w:szCs w:val="24"/>
         </w:rPr>
-        <w:t xml:space="preserve">Dokumen ini berstatus Draft dan baru berlaku sesudah Direktur Utama menandatangani blok Approved By. Konfirmasi butir yang masih terbuka pada bagian Butir Menunggu Konfirmasi dapat mengubah Gambar 1, Gambar 2, dan daftar jabatan.</w:t>
+        <w:t xml:space="preserve">Dokumen ini berstatus Draft dan baru berlaku setelah Direktur Utama menandatangani blok Approved By. Butir yang masih terbuka pada bagian Butir Menunggu Konfirmasi dapat mengubah Gambar 1, Gambar 2, dan daftar jabatan setelah dikonfirmasi.</w:t>
       </w:r>
     </w:p>
     <w:p>
@@ -12708,7 +12916,7 @@
           <w:sz w:val="24"/>
           <w:szCs w:val="24"/>
         </w:rPr>
-        <w:t xml:space="preserve">HR Lead meninjau dokumen ini setiap tahun, dan lebih awal bila jabatan atau garis lapor berubah secara signifikan.</w:t>
+        <w:t xml:space="preserve">HR Lead meninjau dokumen ini setiap tahun, dan lebih awal jika jabatan atau garis lapor berubah secara signifikan.</w:t>
       </w:r>
     </w:p>
     <w:sectPr>
